--- a/documentations/proposal/proposal-report.docx
+++ b/documentations/proposal/proposal-report.docx
@@ -13,12 +13,12 @@
           <w:szCs w:val="28"/>
         </w:rPr>
       </w:pPr>
-      <w:bookmarkStart w:id="0" w:name="_Toc184381374"/>
-      <w:bookmarkStart w:id="1" w:name="_Toc184381687"/>
-      <w:bookmarkStart w:id="2" w:name="_Toc184381809"/>
-      <w:bookmarkStart w:id="3" w:name="_Toc184381371"/>
-      <w:bookmarkStart w:id="4" w:name="_Toc184381684"/>
-      <w:bookmarkStart w:id="5" w:name="_Toc184381806"/>
+      <w:bookmarkStart w:id="0" w:name="_Toc184381371"/>
+      <w:bookmarkStart w:id="1" w:name="_Toc184381684"/>
+      <w:bookmarkStart w:id="2" w:name="_Toc184381806"/>
+      <w:bookmarkStart w:id="3" w:name="_Toc184381374"/>
+      <w:bookmarkStart w:id="4" w:name="_Toc184381687"/>
+      <w:bookmarkStart w:id="5" w:name="_Toc184381809"/>
       <w:r>
         <w:rPr>
           <w:noProof/>
@@ -96,9 +96,9 @@
         </w:rPr>
         <w:t>School of Computing and Engineering</w:t>
       </w:r>
-      <w:bookmarkEnd w:id="3"/>
-      <w:bookmarkEnd w:id="4"/>
-      <w:bookmarkEnd w:id="5"/>
+      <w:bookmarkEnd w:id="0"/>
+      <w:bookmarkEnd w:id="1"/>
+      <w:bookmarkEnd w:id="2"/>
     </w:p>
     <w:p>
       <w:pPr>
@@ -173,9 +173,9 @@
         </w:rPr>
         <w:t>Higher National Diploma in Software Engineering</w:t>
       </w:r>
-      <w:bookmarkEnd w:id="0"/>
-      <w:bookmarkEnd w:id="1"/>
-      <w:bookmarkEnd w:id="2"/>
+      <w:bookmarkEnd w:id="3"/>
+      <w:bookmarkEnd w:id="4"/>
+      <w:bookmarkEnd w:id="5"/>
     </w:p>
     <w:p>
       <w:pPr>
@@ -249,14 +249,7 @@
           <w:sz w:val="32"/>
           <w:szCs w:val="32"/>
         </w:rPr>
-        <w:t xml:space="preserve">An </w:t>
-      </w:r>
-      <w:r>
-        <w:rPr>
-          <w:sz w:val="32"/>
-          <w:szCs w:val="32"/>
-        </w:rPr>
-        <w:t xml:space="preserve">IoT-Based Smart Precision Agriculture System with </w:t>
+        <w:t xml:space="preserve">An IoT-Based Smart Precision Agriculture System with </w:t>
       </w:r>
     </w:p>
     <w:p>
@@ -561,13 +554,31 @@
         <w:t xml:space="preserve"> as part of a group coursework for </w:t>
       </w:r>
       <w:r>
+        <w:t xml:space="preserve">the </w:t>
+      </w:r>
+      <w:r>
         <w:t>Internet of Things</w:t>
       </w:r>
       <w:r>
-        <w:t xml:space="preserve"> at </w:t>
-      </w:r>
-      <w:r>
-        <w:t>National Institute of Business Management Kandy</w:t>
+        <w:t xml:space="preserve"> module </w:t>
+      </w:r>
+      <w:r>
+        <w:t>at</w:t>
+      </w:r>
+      <w:r>
+        <w:t xml:space="preserve"> the</w:t>
+      </w:r>
+      <w:r>
+        <w:t xml:space="preserve"> </w:t>
+      </w:r>
+      <w:r>
+        <w:t>National Institute of Business Managemen</w:t>
+      </w:r>
+      <w:r>
+        <w:t xml:space="preserve">t, </w:t>
+      </w:r>
+      <w:r>
+        <w:t>Kandy</w:t>
       </w:r>
       <w:r>
         <w:t>.</w:t>
@@ -779,7 +790,13 @@
     </w:p>
     <w:p>
       <w:r>
-        <w:t xml:space="preserve">Consultant/ Lecturer Kandy Branch, </w:t>
+        <w:t>Consultant/ Lecturer</w:t>
+      </w:r>
+      <w:r>
+        <w:t>,</w:t>
+      </w:r>
+      <w:r>
+        <w:t xml:space="preserve"> Kandy Branch, </w:t>
       </w:r>
     </w:p>
     <w:p>
@@ -858,7 +875,19 @@
         <w:t>precision agriculture module</w:t>
       </w:r>
       <w:r>
-        <w:t xml:space="preserve"> to assist farmers in making data-driven decisions. The system collects real-time environmental data including temperature, humidity, soil moisture, light intensity, and water levels using IoT sensors connected to an </w:t>
+        <w:t xml:space="preserve"> to assist farmers in making data-driven decisions. The system collects real-time environmental data</w:t>
+      </w:r>
+      <w:r>
+        <w:t>,</w:t>
+      </w:r>
+      <w:r>
+        <w:t xml:space="preserve"> including temperature, humidity, soil moisture, light intensity, and water levels</w:t>
+      </w:r>
+      <w:r>
+        <w:t>,</w:t>
+      </w:r>
+      <w:r>
+        <w:t xml:space="preserve"> using IoT sensors connected to an </w:t>
       </w:r>
       <w:r>
         <w:rPr>
@@ -903,7 +932,18 @@
         <w:t>AI and machine learning algorithms</w:t>
       </w:r>
       <w:r>
-        <w:t xml:space="preserve"> to provide actionable insights, such as optimal irrigation schedules, crop selection recommendations, and predictive trends for seasonal climate variations. The project is initially focused on the Kandy region in Sri Lanka but is designed to be modular and expandable for additional sensors and features in the future.</w:t>
+        <w:t xml:space="preserve"> to provide actionable insights, such as optimal irrigation schedules, crop selection recommendations, and predictive trends for seasonal climate variations. The project is initially focused on the Kandy region in </w:t>
+      </w:r>
+      <w:proofErr w:type="gramStart"/>
+      <w:r>
+        <w:t>Sri Lanka</w:t>
+      </w:r>
+      <w:r>
+        <w:t>, but</w:t>
+      </w:r>
+      <w:proofErr w:type="gramEnd"/>
+      <w:r>
+        <w:t xml:space="preserve"> is designed to be modular and expandable for additional sensors and features in the future.</w:t>
       </w:r>
     </w:p>
     <w:p>
@@ -955,7 +995,13 @@
     </w:p>
     <w:p>
       <w:r>
-        <w:t xml:space="preserve">We would like to express our sincere appreciation to everyone who supported and contributed to the successful completion of this group coursework. First and foremost, we extend our gratitude to our lecturer for the </w:t>
+        <w:t xml:space="preserve">We </w:t>
+      </w:r>
+      <w:r>
+        <w:t>want</w:t>
+      </w:r>
+      <w:r>
+        <w:t xml:space="preserve"> to express our sincere appreciation to everyone who supported and contributed to the successful completion of this group coursework. First and foremost, we extend our gratitude to our lecturer for the </w:t>
       </w:r>
       <w:r>
         <w:rPr>
@@ -975,11 +1021,20 @@
     </w:p>
     <w:p>
       <w:r>
-        <w:t>Finally, we would like to acknowledge the cooperation, dedication, and teamwork of all group members. The collective effort, mutual support, and shared responsibility within the group were essential in successfully completing this coursework.</w:t>
+        <w:t>Finally, we would like to acknowledge the cooperation, dedication, and teamwork of all group members. The collective effort, mutual support, and shared responsibility within the group were essential in completing this coursework.</w:t>
       </w:r>
     </w:p>
     <w:sdt>
       <w:sdtPr>
+        <w:rPr>
+          <w:rFonts w:ascii="Times New Roman" w:eastAsiaTheme="minorHAnsi" w:hAnsi="Times New Roman" w:cstheme="minorBidi"/>
+          <w:color w:val="auto"/>
+          <w:kern w:val="2"/>
+          <w:sz w:val="24"/>
+          <w:szCs w:val="24"/>
+          <w:lang w:bidi="si-LK"/>
+          <w14:ligatures w14:val="standardContextual"/>
+        </w:rPr>
         <w:id w:val="1767731260"/>
         <w:docPartObj>
           <w:docPartGallery w:val="Table of Contents"/>
@@ -988,16 +1043,9 @@
       </w:sdtPr>
       <w:sdtEndPr>
         <w:rPr>
-          <w:rFonts w:ascii="Times New Roman" w:eastAsiaTheme="minorHAnsi" w:hAnsi="Times New Roman" w:cstheme="minorBidi"/>
           <w:b/>
           <w:bCs/>
           <w:noProof/>
-          <w:color w:val="auto"/>
-          <w:kern w:val="2"/>
-          <w:sz w:val="24"/>
-          <w:szCs w:val="24"/>
-          <w:lang w:bidi="si-LK"/>
-          <w14:ligatures w14:val="standardContextual"/>
         </w:rPr>
       </w:sdtEndPr>
       <w:sdtContent>
@@ -2680,10 +2728,26 @@
           <w:b/>
           <w:bCs/>
         </w:rPr>
-        <w:t>improve irrigation efficiency, optimize crop selection, and predict seasonal trends</w:t>
-      </w:r>
-      <w:r>
-        <w:t xml:space="preserve"> using AI/ML analysis of collected sensor data. AgroSmart will serve as a modular platform, allowing additional features and sensors to be integrated in the future.</w:t>
+        <w:t xml:space="preserve">enhance irrigation efficiency, optimize crop selection, and forecast seasonal trends </w:t>
+      </w:r>
+      <w:proofErr w:type="gramStart"/>
+      <w:r>
+        <w:rPr>
+          <w:b/>
+          <w:bCs/>
+        </w:rPr>
+        <w:t>through the use of</w:t>
+      </w:r>
+      <w:proofErr w:type="gramEnd"/>
+      <w:r>
+        <w:rPr>
+          <w:b/>
+          <w:bCs/>
+        </w:rPr>
+        <w:t xml:space="preserve"> AI/ML analysis on</w:t>
+      </w:r>
+      <w:r>
+        <w:t xml:space="preserve"> collected sensor data. AgroSmart will serve as a modular platform, allowing additional features and sensors to be integrated in the future.</w:t>
       </w:r>
     </w:p>
     <w:p>
@@ -2701,6 +2765,9 @@
       <w:r>
         <w:t>Real-time environmental data collection</w:t>
       </w:r>
+      <w:r>
+        <w:t>.</w:t>
+      </w:r>
     </w:p>
     <w:p>
       <w:pPr>
@@ -2712,6 +2779,9 @@
       <w:r>
         <w:t>Cloud-based visualization dashboard and mobile application</w:t>
       </w:r>
+      <w:r>
+        <w:t>.</w:t>
+      </w:r>
     </w:p>
     <w:p>
       <w:pPr>
@@ -2723,6 +2793,9 @@
       <w:r>
         <w:t>AI/ML-assisted recommendations for irrigation and crop selection</w:t>
       </w:r>
+      <w:r>
+        <w:t>.</w:t>
+      </w:r>
     </w:p>
     <w:p>
       <w:pPr>
@@ -2733,6 +2806,9 @@
       </w:pPr>
       <w:r>
         <w:t>Academic documentation, including reports and presentations</w:t>
+      </w:r>
+      <w:r>
+        <w:t>.</w:t>
       </w:r>
     </w:p>
     <w:p>
@@ -2936,7 +3012,17 @@
         <w:t>IoT sensor network</w:t>
       </w:r>
       <w:r>
-        <w:t xml:space="preserve"> including:</w:t>
+        <w:rPr>
+          <w:b/>
+          <w:bCs/>
+        </w:rPr>
+        <w:t>,</w:t>
+      </w:r>
+      <w:r>
+        <w:t xml:space="preserve"> </w:t>
+      </w:r>
+      <w:r>
+        <w:t>including:</w:t>
       </w:r>
     </w:p>
     <w:p>
@@ -2946,6 +3032,9 @@
       <w:r>
         <w:t>Temperature &amp; Humidity Sensor (DHT11)</w:t>
       </w:r>
+      <w:r>
+        <w:t>.</w:t>
+      </w:r>
     </w:p>
     <w:p>
       <w:pPr>
@@ -2954,6 +3043,9 @@
       <w:r>
         <w:t>Soil Moisture Sensors (Capacitive &amp; Normal)</w:t>
       </w:r>
+      <w:r>
+        <w:t>.</w:t>
+      </w:r>
     </w:p>
     <w:p>
       <w:pPr>
@@ -2962,6 +3054,9 @@
       <w:r>
         <w:t>Light Intensity Sensor (LDR/MH-LDR)</w:t>
       </w:r>
+      <w:r>
+        <w:t>.</w:t>
+      </w:r>
     </w:p>
     <w:p>
       <w:pPr>
@@ -2970,6 +3065,9 @@
       <w:r>
         <w:t>Ultrasonic Sensor for water level detection</w:t>
       </w:r>
+      <w:r>
+        <w:t>.</w:t>
+      </w:r>
     </w:p>
     <w:p>
       <w:pPr>
@@ -2977,6 +3075,9 @@
       </w:pPr>
       <w:r>
         <w:t>Relay-controlled pump for smart irrigation</w:t>
+      </w:r>
+      <w:r>
+        <w:t>.</w:t>
       </w:r>
     </w:p>
     <w:p>
@@ -2997,6 +3098,13 @@
         </w:rPr>
         <w:t>Firebase cloud platform</w:t>
       </w:r>
+      <w:r>
+        <w:rPr>
+          <w:b/>
+          <w:bCs/>
+        </w:rPr>
+        <w:t>.</w:t>
+      </w:r>
     </w:p>
     <w:p>
       <w:pPr>
@@ -3017,7 +3125,16 @@
         <w:t>dashboard and mobile application</w:t>
       </w:r>
       <w:r>
-        <w:t xml:space="preserve"> for visualization of sensor data</w:t>
+        <w:t xml:space="preserve"> for </w:t>
+      </w:r>
+      <w:r>
+        <w:t xml:space="preserve">the </w:t>
+      </w:r>
+      <w:r>
+        <w:t>visualization of sensor data</w:t>
+      </w:r>
+      <w:r>
+        <w:t>.</w:t>
       </w:r>
     </w:p>
     <w:p>
@@ -3049,6 +3166,9 @@
       <w:r>
         <w:t>Irrigation recommendations based on humidity and soil moisture</w:t>
       </w:r>
+      <w:r>
+        <w:t>.</w:t>
+      </w:r>
     </w:p>
     <w:p>
       <w:pPr>
@@ -3057,6 +3177,9 @@
       <w:r>
         <w:t>Crop selection suggestions</w:t>
       </w:r>
+      <w:r>
+        <w:t>.</w:t>
+      </w:r>
     </w:p>
     <w:p>
       <w:pPr>
@@ -3064,6 +3187,9 @@
       </w:pPr>
       <w:r>
         <w:t>Seasonal climate trends and predictive insights</w:t>
+      </w:r>
+      <w:r>
+        <w:t>.</w:t>
       </w:r>
     </w:p>
     <w:p>
@@ -3077,6 +3203,9 @@
       <w:r>
         <w:t>Automate irrigation based on analyzed sensor data</w:t>
       </w:r>
+      <w:r>
+        <w:t>.</w:t>
+      </w:r>
     </w:p>
     <w:p>
       <w:pPr>
@@ -3099,6 +3228,9 @@
       <w:r>
         <w:t xml:space="preserve"> to allow future integration of additional sensors or features</w:t>
       </w:r>
+      <w:r>
+        <w:t>.</w:t>
+      </w:r>
     </w:p>
     <w:p>
       <w:pPr>
@@ -3142,6 +3274,9 @@
       <w:r>
         <w:t>, for initial implementation</w:t>
       </w:r>
+      <w:r>
+        <w:t>.</w:t>
+      </w:r>
     </w:p>
     <w:p>
       <w:pPr>
@@ -3159,7 +3294,24 @@
           <w:b/>
           <w:bCs/>
         </w:rPr>
-        <w:t>temperature, humidity, soil moisture, light intensity, water levels</w:t>
+        <w:t xml:space="preserve">temperature, humidity, soil moisture, light intensity, </w:t>
+      </w:r>
+      <w:r>
+        <w:t xml:space="preserve">and </w:t>
+      </w:r>
+      <w:r>
+        <w:rPr>
+          <w:b/>
+          <w:bCs/>
+        </w:rPr>
+        <w:t>water levels</w:t>
+      </w:r>
+      <w:r>
+        <w:rPr>
+          <w:b/>
+          <w:bCs/>
+        </w:rPr>
+        <w:t>.</w:t>
       </w:r>
     </w:p>
     <w:p>
@@ -3171,7 +3323,13 @@
         </w:numPr>
       </w:pPr>
       <w:r>
-        <w:t>Provide actionable insights for farmers including:</w:t>
+        <w:t>Provide actionable insights for farmers</w:t>
+      </w:r>
+      <w:r>
+        <w:t>,</w:t>
+      </w:r>
+      <w:r>
+        <w:t xml:space="preserve"> including:</w:t>
       </w:r>
     </w:p>
     <w:p>
@@ -3187,6 +3345,9 @@
       <w:r>
         <w:t>Optimal irrigation schedule</w:t>
       </w:r>
+      <w:r>
+        <w:t>.</w:t>
+      </w:r>
     </w:p>
     <w:p>
       <w:pPr>
@@ -3201,6 +3362,9 @@
       <w:r>
         <w:t>Crop selection recommendations</w:t>
       </w:r>
+      <w:r>
+        <w:t>.</w:t>
+      </w:r>
     </w:p>
     <w:p>
       <w:pPr>
@@ -3214,6 +3378,9 @@
       </w:pPr>
       <w:r>
         <w:t>Predictions of climate and soil trends</w:t>
+      </w:r>
+      <w:r>
+        <w:t>.</w:t>
       </w:r>
     </w:p>
     <w:p>
@@ -3227,6 +3394,9 @@
       <w:r>
         <w:t>Modular and expandable system for additional sensors or AI modules</w:t>
       </w:r>
+      <w:r>
+        <w:t>.</w:t>
+      </w:r>
     </w:p>
     <w:p>
       <w:pPr>
@@ -3239,6 +3409,9 @@
       <w:r>
         <w:t>Academic scope: real-time IoT system and AI-based recommendation system</w:t>
       </w:r>
+      <w:r>
+        <w:t>.</w:t>
+      </w:r>
     </w:p>
     <w:p>
       <w:pPr>
@@ -3261,6 +3434,9 @@
       <w:r>
         <w:t>, not large-scale industrial deployment</w:t>
       </w:r>
+      <w:r>
+        <w:t>.</w:t>
+      </w:r>
     </w:p>
     <w:p>
       <w:pPr>
@@ -3336,7 +3512,13 @@
         <w:pStyle w:val="ListParagraph"/>
       </w:pPr>
       <w:r>
-        <w:t>Proper power management: 3.3V for low-voltage sensors, 5V external supply for pumps and high-voltage sensors</w:t>
+        <w:t>Proper power management: 3.3V for low-voltage sensors, 5V external supply for pumps</w:t>
+      </w:r>
+      <w:r>
+        <w:t>,</w:t>
+      </w:r>
+      <w:r>
+        <w:t xml:space="preserve"> and high-voltage sensors</w:t>
       </w:r>
     </w:p>
     <w:p>
@@ -3460,7 +3642,13 @@
         <w:ind w:firstLine="1080"/>
       </w:pPr>
       <w:r>
-        <w:t>Unsupervised learning for pattern detection if unlabeled data</w:t>
+        <w:t>Unsupervised learning for pattern detection i</w:t>
+      </w:r>
+      <w:r>
+        <w:t>n</w:t>
+      </w:r>
+      <w:r>
+        <w:t xml:space="preserve"> unlabeled data</w:t>
       </w:r>
     </w:p>
     <w:p>
@@ -4605,7 +4793,13 @@
         <w:t>Sample Sensor Data Table:</w:t>
       </w:r>
       <w:r>
-        <w:t xml:space="preserve"> Example readings for temperature, humidity, soil moisture, light intensity</w:t>
+        <w:t xml:space="preserve"> Example readings for temperature, humidity, soil moisture, </w:t>
+      </w:r>
+      <w:r>
+        <w:t xml:space="preserve">and </w:t>
+      </w:r>
+      <w:r>
+        <w:t>light intensity</w:t>
       </w:r>
     </w:p>
     <w:p>

--- a/documentations/proposal/proposal-report.docx
+++ b/documentations/proposal/proposal-report.docx
@@ -24,7 +24,7 @@
           <w:noProof/>
         </w:rPr>
         <w:drawing>
-          <wp:anchor distT="0" distB="0" distL="114300" distR="114300" simplePos="0" relativeHeight="251659264" behindDoc="0" locked="0" layoutInCell="1" allowOverlap="1" wp14:anchorId="42E9F8A6" wp14:editId="1454D0C9">
+          <wp:anchor distT="0" distB="0" distL="114300" distR="114300" simplePos="0" relativeHeight="251655168" behindDoc="0" locked="0" layoutInCell="1" allowOverlap="1" wp14:anchorId="42E9F8A6" wp14:editId="1E7AE604">
             <wp:simplePos x="0" y="0"/>
             <wp:positionH relativeFrom="margin">
               <wp:align>center</wp:align>
@@ -240,12 +240,16 @@
         <w:spacing w:before="1080"/>
         <w:jc w:val="center"/>
         <w:rPr>
+          <w:b w:val="0"/>
+          <w:bCs/>
           <w:sz w:val="32"/>
           <w:szCs w:val="32"/>
         </w:rPr>
       </w:pPr>
       <w:r>
         <w:rPr>
+          <w:b w:val="0"/>
+          <w:bCs/>
           <w:sz w:val="32"/>
           <w:szCs w:val="32"/>
         </w:rPr>
@@ -259,12 +263,16 @@
         <w:contextualSpacing w:val="0"/>
         <w:jc w:val="center"/>
         <w:rPr>
+          <w:b w:val="0"/>
+          <w:bCs/>
           <w:sz w:val="32"/>
           <w:szCs w:val="32"/>
         </w:rPr>
       </w:pPr>
       <w:r>
         <w:rPr>
+          <w:b w:val="0"/>
+          <w:bCs/>
           <w:sz w:val="32"/>
           <w:szCs w:val="32"/>
         </w:rPr>
@@ -1001,29 +1009,68 @@
         <w:t>want</w:t>
       </w:r>
       <w:r>
-        <w:t xml:space="preserve"> to express our sincere appreciation to everyone who supported and contributed to the successful completion of this group coursework. First and foremost, we extend our gratitude to our lecturer for the </w:t>
-      </w:r>
-      <w:r>
-        <w:rPr>
-          <w:i/>
-          <w:iCs/>
-        </w:rPr>
-        <w:t>Statistics for Computing</w:t>
-      </w:r>
-      <w:r>
-        <w:t xml:space="preserve"> module for the guidance, constructive feedback, and continuous support provided throughout the study. The knowledge and direction offered were invaluable in shaping this research.</w:t>
-      </w:r>
-    </w:p>
-    <w:p>
-      <w:r>
-        <w:t>We would also like to thank our university for providing the academic resources and learning environment necessary to carry out this coursework. Our sincere thanks go to all the IT professionals who participated in the survey and willingly shared their time and responses, which formed the foundation of this study.</w:t>
-      </w:r>
-    </w:p>
-    <w:p>
-      <w:r>
-        <w:t>Finally, we would like to acknowledge the cooperation, dedication, and teamwork of all group members. The collective effort, mutual support, and shared responsibility within the group were essential in completing this coursework.</w:t>
-      </w:r>
-    </w:p>
+        <w:t xml:space="preserve"> to express our sincere gratitude to </w:t>
+      </w:r>
+      <w:r>
+        <w:rPr>
+          <w:b/>
+          <w:bCs/>
+        </w:rPr>
+        <w:t>Mr. H. M. H. T. Hikkaduwa</w:t>
+      </w:r>
+      <w:r>
+        <w:t xml:space="preserve">, our </w:t>
+      </w:r>
+      <w:r>
+        <w:t>lecturer</w:t>
+      </w:r>
+      <w:r>
+        <w:t>, for their continuous guidance, encouragement, and valuable suggestions throughout the preparation of this proposal report.</w:t>
+      </w:r>
+    </w:p>
+    <w:p>
+      <w:r>
+        <w:t xml:space="preserve">We also wish to thank </w:t>
+      </w:r>
+      <w:r>
+        <w:t xml:space="preserve">the </w:t>
+      </w:r>
+      <w:r>
+        <w:rPr>
+          <w:b/>
+          <w:bCs/>
+        </w:rPr>
+        <w:t>NIBM staff</w:t>
+      </w:r>
+      <w:r>
+        <w:t xml:space="preserve"> for providing access to resources, facilities, and support necessary for developing the project concept.</w:t>
+      </w:r>
+    </w:p>
+    <w:p>
+      <w:r>
+        <w:t xml:space="preserve">Finally, we extend our gratitude to all </w:t>
+      </w:r>
+      <w:r>
+        <w:rPr>
+          <w:b/>
+          <w:bCs/>
+        </w:rPr>
+        <w:t>team members</w:t>
+      </w:r>
+      <w:r>
+        <w:t xml:space="preserve"> for their dedication, collaboration, and commitment in completing this group coursework. This project would not have been possible without the cooperation and efforts of everyone involved.</w:t>
+      </w:r>
+    </w:p>
+    <w:p>
+      <w:pPr>
+        <w:spacing w:before="0" w:after="160" w:line="278" w:lineRule="auto"/>
+        <w:jc w:val="left"/>
+      </w:pPr>
+      <w:r>
+        <w:br w:type="page"/>
+      </w:r>
+    </w:p>
+    <w:p/>
     <w:sdt>
       <w:sdtPr>
         <w:rPr>
@@ -1995,7 +2042,7 @@
                 <w:noProof/>
                 <w:webHidden/>
               </w:rPr>
-              <w:t>5</w:t>
+              <w:t>6</w:t>
             </w:r>
             <w:r>
               <w:rPr>
@@ -2079,7 +2126,7 @@
                 <w:noProof/>
                 <w:webHidden/>
               </w:rPr>
-              <w:t>5</w:t>
+              <w:t>6</w:t>
             </w:r>
             <w:r>
               <w:rPr>
@@ -2163,7 +2210,7 @@
                 <w:noProof/>
                 <w:webHidden/>
               </w:rPr>
-              <w:t>5</w:t>
+              <w:t>7</w:t>
             </w:r>
             <w:r>
               <w:rPr>
@@ -2247,7 +2294,7 @@
                 <w:noProof/>
                 <w:webHidden/>
               </w:rPr>
-              <w:t>5</w:t>
+              <w:t>7</w:t>
             </w:r>
             <w:r>
               <w:rPr>
@@ -2316,7 +2363,7 @@
                 <w:noProof/>
                 <w:webHidden/>
               </w:rPr>
-              <w:t>6</w:t>
+              <w:t>8</w:t>
             </w:r>
             <w:r>
               <w:rPr>
@@ -2385,7 +2432,7 @@
                 <w:noProof/>
                 <w:webHidden/>
               </w:rPr>
-              <w:t>7</w:t>
+              <w:t>9</w:t>
             </w:r>
             <w:r>
               <w:rPr>
@@ -2454,7 +2501,7 @@
                 <w:noProof/>
                 <w:webHidden/>
               </w:rPr>
-              <w:t>8</w:t>
+              <w:t>10</w:t>
             </w:r>
             <w:r>
               <w:rPr>
@@ -2523,7 +2570,7 @@
                 <w:noProof/>
                 <w:webHidden/>
               </w:rPr>
-              <w:t>9</w:t>
+              <w:t>11</w:t>
             </w:r>
             <w:r>
               <w:rPr>
@@ -2592,7 +2639,7 @@
                 <w:noProof/>
                 <w:webHidden/>
               </w:rPr>
-              <w:t>10</w:t>
+              <w:t>12</w:t>
             </w:r>
             <w:r>
               <w:rPr>
@@ -3454,10 +3501,198 @@
       </w:pPr>
       <w:bookmarkStart w:id="30" w:name="_Toc218977508"/>
       <w:r>
+        <w:rPr>
+          <w:noProof/>
+        </w:rPr>
         <w:lastRenderedPageBreak/>
+        <mc:AlternateContent>
+          <mc:Choice Requires="wpg">
+            <w:drawing>
+              <wp:anchor distT="0" distB="0" distL="114300" distR="114300" simplePos="0" relativeHeight="251660288" behindDoc="0" locked="0" layoutInCell="1" allowOverlap="1" wp14:anchorId="678E1DCC" wp14:editId="2C26B34F">
+                <wp:simplePos x="0" y="0"/>
+                <wp:positionH relativeFrom="column">
+                  <wp:posOffset>0</wp:posOffset>
+                </wp:positionH>
+                <wp:positionV relativeFrom="paragraph">
+                  <wp:posOffset>499533</wp:posOffset>
+                </wp:positionV>
+                <wp:extent cx="5731510" cy="4135755"/>
+                <wp:effectExtent l="0" t="0" r="2540" b="0"/>
+                <wp:wrapTopAndBottom/>
+                <wp:docPr id="1071718651" name="Group 2"/>
+                <wp:cNvGraphicFramePr/>
+                <a:graphic xmlns:a="http://schemas.openxmlformats.org/drawingml/2006/main">
+                  <a:graphicData uri="http://schemas.microsoft.com/office/word/2010/wordprocessingGroup">
+                    <wpg:wgp>
+                      <wpg:cNvGrpSpPr/>
+                      <wpg:grpSpPr>
+                        <a:xfrm>
+                          <a:off x="0" y="0"/>
+                          <a:ext cx="5731510" cy="4135755"/>
+                          <a:chOff x="0" y="0"/>
+                          <a:chExt cx="5731510" cy="4135755"/>
+                        </a:xfrm>
+                      </wpg:grpSpPr>
+                      <pic:pic xmlns:pic="http://schemas.openxmlformats.org/drawingml/2006/picture">
+                        <pic:nvPicPr>
+                          <pic:cNvPr id="88025258" name="Picture 1"/>
+                          <pic:cNvPicPr>
+                            <a:picLocks noChangeAspect="1"/>
+                          </pic:cNvPicPr>
+                        </pic:nvPicPr>
+                        <pic:blipFill>
+                          <a:blip r:embed="rId10" cstate="print">
+                            <a:extLst>
+                              <a:ext uri="{28A0092B-C50C-407E-A947-70E740481C1C}">
+                                <a14:useLocalDpi xmlns:a14="http://schemas.microsoft.com/office/drawing/2010/main" val="0"/>
+                              </a:ext>
+                            </a:extLst>
+                          </a:blip>
+                          <a:stretch>
+                            <a:fillRect/>
+                          </a:stretch>
+                        </pic:blipFill>
+                        <pic:spPr>
+                          <a:xfrm>
+                            <a:off x="0" y="0"/>
+                            <a:ext cx="5731510" cy="3820795"/>
+                          </a:xfrm>
+                          <a:prstGeom prst="rect">
+                            <a:avLst/>
+                          </a:prstGeom>
+                        </pic:spPr>
+                      </pic:pic>
+                      <wps:wsp>
+                        <wps:cNvPr id="1212667458" name="Text Box 1"/>
+                        <wps:cNvSpPr txBox="1"/>
+                        <wps:spPr>
+                          <a:xfrm>
+                            <a:off x="0" y="3877310"/>
+                            <a:ext cx="5731510" cy="258445"/>
+                          </a:xfrm>
+                          <a:prstGeom prst="rect">
+                            <a:avLst/>
+                          </a:prstGeom>
+                          <a:solidFill>
+                            <a:prstClr val="white"/>
+                          </a:solidFill>
+                          <a:ln>
+                            <a:noFill/>
+                          </a:ln>
+                        </wps:spPr>
+                        <wps:txbx>
+                          <w:txbxContent>
+                            <w:p>
+                              <w:pPr>
+                                <w:pStyle w:val="Caption"/>
+                                <w:jc w:val="center"/>
+                                <w:rPr>
+                                  <w:noProof/>
+                                </w:rPr>
+                              </w:pPr>
+                              <w:r>
+                                <w:t xml:space="preserve">Figure </w:t>
+                              </w:r>
+                              <w:fldSimple w:instr=" SEQ Figure \* ARABIC ">
+                                <w:r>
+                                  <w:rPr>
+                                    <w:noProof/>
+                                  </w:rPr>
+                                  <w:t>1</w:t>
+                                </w:r>
+                              </w:fldSimple>
+                              <w:r>
+                                <w:t>: Overall Architecture of AgroSmart System</w:t>
+                              </w:r>
+                            </w:p>
+                          </w:txbxContent>
+                        </wps:txbx>
+                        <wps:bodyPr rot="0" spcFirstLastPara="0" vertOverflow="overflow" horzOverflow="overflow" vert="horz" wrap="square" lIns="0" tIns="0" rIns="0" bIns="0" numCol="1" spcCol="0" rtlCol="0" fromWordArt="0" anchor="t" anchorCtr="0" forceAA="0" compatLnSpc="1">
+                          <a:prstTxWarp prst="textNoShape">
+                            <a:avLst/>
+                          </a:prstTxWarp>
+                          <a:spAutoFit/>
+                        </wps:bodyPr>
+                      </wps:wsp>
+                    </wpg:wgp>
+                  </a:graphicData>
+                </a:graphic>
+              </wp:anchor>
+            </w:drawing>
+          </mc:Choice>
+          <mc:Fallback>
+            <w:pict>
+              <v:group w14:anchorId="678E1DCC" id="Group 2" o:spid="_x0000_s1026" style="position:absolute;left:0;text-align:left;margin-left:0;margin-top:39.35pt;width:451.3pt;height:325.65pt;z-index:251660288" coordsize="57315,41357" o:gfxdata="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">
+                <v:shapetype id="_x0000_t75" coordsize="21600,21600" o:spt="75" o:preferrelative="t" path="m@4@5l@4@11@9@11@9@5xe" filled="f" stroked="f">
+                  <v:stroke joinstyle="miter"/>
+                  <v:formulas>
+                    <v:f eqn="if lineDrawn pixelLineWidth 0"/>
+                    <v:f eqn="sum @0 1 0"/>
+                    <v:f eqn="sum 0 0 @1"/>
+                    <v:f eqn="prod @2 1 2"/>
+                    <v:f eqn="prod @3 21600 pixelWidth"/>
+                    <v:f eqn="prod @3 21600 pixelHeight"/>
+                    <v:f eqn="sum @0 0 1"/>
+                    <v:f eqn="prod @6 1 2"/>
+                    <v:f eqn="prod @7 21600 pixelWidth"/>
+                    <v:f eqn="sum @8 21600 0"/>
+                    <v:f eqn="prod @7 21600 pixelHeight"/>
+                    <v:f eqn="sum @10 21600 0"/>
+                  </v:formulas>
+                  <v:path o:extrusionok="f" gradientshapeok="t" o:connecttype="rect"/>
+                  <o:lock v:ext="edit" aspectratio="t"/>
+                </v:shapetype>
+                <v:shape id="Picture 1" o:spid="_x0000_s1027" type="#_x0000_t75" style="position:absolute;width:57315;height:38207;visibility:visible;mso-wrap-style:square" o:gfxdata="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">
+                  <v:imagedata r:id="rId11" o:title=""/>
+                </v:shape>
+                <v:shapetype id="_x0000_t202" coordsize="21600,21600" o:spt="202" path="m,l,21600r21600,l21600,xe">
+                  <v:stroke joinstyle="miter"/>
+                  <v:path gradientshapeok="t" o:connecttype="rect"/>
+                </v:shapetype>
+                <v:shape id="Text Box 1" o:spid="_x0000_s1028" type="#_x0000_t202" style="position:absolute;top:38773;width:57315;height:2584;visibility:visible;mso-wrap-style:square;v-text-anchor:top" o:gfxdata="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" stroked="f">
+                  <v:textbox style="mso-fit-shape-to-text:t" inset="0,0,0,0">
+                    <w:txbxContent>
+                      <w:p>
+                        <w:pPr>
+                          <w:pStyle w:val="Caption"/>
+                          <w:jc w:val="center"/>
+                          <w:rPr>
+                            <w:noProof/>
+                          </w:rPr>
+                        </w:pPr>
+                        <w:r>
+                          <w:t xml:space="preserve">Figure </w:t>
+                        </w:r>
+                        <w:fldSimple w:instr=" SEQ Figure \* ARABIC ">
+                          <w:r>
+                            <w:rPr>
+                              <w:noProof/>
+                            </w:rPr>
+                            <w:t>1</w:t>
+                          </w:r>
+                        </w:fldSimple>
+                        <w:r>
+                          <w:t>: Overall Architecture of AgroSmart System</w:t>
+                        </w:r>
+                      </w:p>
+                    </w:txbxContent>
+                  </v:textbox>
+                </v:shape>
+                <w10:wrap type="topAndBottom"/>
+              </v:group>
+            </w:pict>
+          </mc:Fallback>
+        </mc:AlternateContent>
+      </w:r>
+      <w:r>
         <w:t>Methodology</w:t>
       </w:r>
       <w:bookmarkEnd w:id="30"/>
+    </w:p>
+    <w:p>
+      <w:pPr>
+        <w:keepNext/>
+      </w:pPr>
     </w:p>
     <w:p>
       <w:pPr>
@@ -3523,6 +3758,15 @@
     </w:p>
     <w:p>
       <w:pPr>
+        <w:spacing w:before="0" w:after="160" w:line="278" w:lineRule="auto"/>
+        <w:jc w:val="left"/>
+      </w:pPr>
+      <w:r>
+        <w:br w:type="page"/>
+      </w:r>
+    </w:p>
+    <w:p>
+      <w:pPr>
         <w:pStyle w:val="Heading3"/>
         <w:numPr>
           <w:ilvl w:val="0"/>
@@ -3531,6 +3775,7 @@
       </w:pPr>
       <w:bookmarkStart w:id="33" w:name="_Toc218977511"/>
       <w:r>
+        <w:lastRenderedPageBreak/>
         <w:t>Data Collection:</w:t>
       </w:r>
       <w:bookmarkEnd w:id="33"/>
@@ -3564,17 +3809,411 @@
     </w:p>
     <w:p>
       <w:pPr>
-        <w:pStyle w:val="Heading3"/>
+        <w:pStyle w:val="ListParagraph"/>
+      </w:pPr>
+      <w:r>
+        <w:rPr>
+          <w:noProof/>
+        </w:rPr>
+        <mc:AlternateContent>
+          <mc:Choice Requires="wpg">
+            <w:drawing>
+              <wp:anchor distT="0" distB="0" distL="114300" distR="114300" simplePos="0" relativeHeight="251664384" behindDoc="0" locked="0" layoutInCell="1" allowOverlap="1" wp14:anchorId="40D8A042" wp14:editId="63B99C43">
+                <wp:simplePos x="0" y="0"/>
+                <wp:positionH relativeFrom="column">
+                  <wp:posOffset>237067</wp:posOffset>
+                </wp:positionH>
+                <wp:positionV relativeFrom="paragraph">
+                  <wp:posOffset>315807</wp:posOffset>
+                </wp:positionV>
+                <wp:extent cx="5809826" cy="2417233"/>
+                <wp:effectExtent l="0" t="0" r="635" b="2540"/>
+                <wp:wrapTopAndBottom/>
+                <wp:docPr id="300607359" name="Group 4"/>
+                <wp:cNvGraphicFramePr/>
+                <a:graphic xmlns:a="http://schemas.openxmlformats.org/drawingml/2006/main">
+                  <a:graphicData uri="http://schemas.microsoft.com/office/word/2010/wordprocessingGroup">
+                    <wpg:wgp>
+                      <wpg:cNvGrpSpPr/>
+                      <wpg:grpSpPr>
+                        <a:xfrm>
+                          <a:off x="0" y="0"/>
+                          <a:ext cx="5809826" cy="2417233"/>
+                          <a:chOff x="-110066" y="0"/>
+                          <a:chExt cx="5809826" cy="2417233"/>
+                        </a:xfrm>
+                      </wpg:grpSpPr>
+                      <pic:pic xmlns:pic="http://schemas.openxmlformats.org/drawingml/2006/picture">
+                        <pic:nvPicPr>
+                          <pic:cNvPr id="182321344" name="Picture 3"/>
+                          <pic:cNvPicPr>
+                            <a:picLocks noChangeAspect="1"/>
+                          </pic:cNvPicPr>
+                        </pic:nvPicPr>
+                        <pic:blipFill rotWithShape="1">
+                          <a:blip r:embed="rId12" cstate="print">
+                            <a:extLst>
+                              <a:ext uri="{28A0092B-C50C-407E-A947-70E740481C1C}">
+                                <a14:useLocalDpi xmlns:a14="http://schemas.microsoft.com/office/drawing/2010/main" val="0"/>
+                              </a:ext>
+                            </a:extLst>
+                          </a:blip>
+                          <a:srcRect l="3841" t="15735" r="3386" b="34328"/>
+                          <a:stretch>
+                            <a:fillRect/>
+                          </a:stretch>
+                        </pic:blipFill>
+                        <pic:spPr bwMode="auto">
+                          <a:xfrm>
+                            <a:off x="0" y="0"/>
+                            <a:ext cx="5699760" cy="2099733"/>
+                          </a:xfrm>
+                          <a:prstGeom prst="rect">
+                            <a:avLst/>
+                          </a:prstGeom>
+                          <a:ln>
+                            <a:noFill/>
+                          </a:ln>
+                          <a:extLst>
+                            <a:ext uri="{53640926-AAD7-44D8-BBD7-CCE9431645EC}">
+                              <a14:shadowObscured xmlns:a14="http://schemas.microsoft.com/office/drawing/2010/main"/>
+                            </a:ext>
+                          </a:extLst>
+                        </pic:spPr>
+                      </pic:pic>
+                      <wps:wsp>
+                        <wps:cNvPr id="1151427869" name="Text Box 1"/>
+                        <wps:cNvSpPr txBox="1"/>
+                        <wps:spPr>
+                          <a:xfrm>
+                            <a:off x="-110066" y="2158788"/>
+                            <a:ext cx="5699760" cy="258445"/>
+                          </a:xfrm>
+                          <a:prstGeom prst="rect">
+                            <a:avLst/>
+                          </a:prstGeom>
+                          <a:solidFill>
+                            <a:prstClr val="white"/>
+                          </a:solidFill>
+                          <a:ln>
+                            <a:noFill/>
+                          </a:ln>
+                        </wps:spPr>
+                        <wps:txbx>
+                          <w:txbxContent>
+                            <w:p>
+                              <w:pPr>
+                                <w:pStyle w:val="Caption"/>
+                                <w:jc w:val="center"/>
+                                <w:rPr>
+                                  <w:noProof/>
+                                </w:rPr>
+                              </w:pPr>
+                              <w:r>
+                                <w:t xml:space="preserve">Figure </w:t>
+                              </w:r>
+                              <w:fldSimple w:instr=" SEQ Figure \* ARABIC ">
+                                <w:r>
+                                  <w:rPr>
+                                    <w:noProof/>
+                                  </w:rPr>
+                                  <w:t>2</w:t>
+                                </w:r>
+                              </w:fldSimple>
+                              <w:r>
+                                <w:t>: Sensor Data Collected by AgroSmart</w:t>
+                              </w:r>
+                            </w:p>
+                          </w:txbxContent>
+                        </wps:txbx>
+                        <wps:bodyPr rot="0" spcFirstLastPara="0" vertOverflow="overflow" horzOverflow="overflow" vert="horz" wrap="square" lIns="0" tIns="0" rIns="0" bIns="0" numCol="1" spcCol="0" rtlCol="0" fromWordArt="0" anchor="t" anchorCtr="0" forceAA="0" compatLnSpc="1">
+                          <a:prstTxWarp prst="textNoShape">
+                            <a:avLst/>
+                          </a:prstTxWarp>
+                          <a:spAutoFit/>
+                        </wps:bodyPr>
+                      </wps:wsp>
+                    </wpg:wgp>
+                  </a:graphicData>
+                </a:graphic>
+                <wp14:sizeRelH relativeFrom="margin">
+                  <wp14:pctWidth>0</wp14:pctWidth>
+                </wp14:sizeRelH>
+                <wp14:sizeRelV relativeFrom="margin">
+                  <wp14:pctHeight>0</wp14:pctHeight>
+                </wp14:sizeRelV>
+              </wp:anchor>
+            </w:drawing>
+          </mc:Choice>
+          <mc:Fallback>
+            <w:pict>
+              <v:group w14:anchorId="40D8A042" id="Group 4" o:spid="_x0000_s1029" style="position:absolute;left:0;text-align:left;margin-left:18.65pt;margin-top:24.85pt;width:457.45pt;height:190.35pt;z-index:251664384;mso-width-relative:margin;mso-height-relative:margin" coordorigin="-1100" coordsize="58098,24172" o:gfxdata="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">
+                <v:shape id="Picture 3" o:spid="_x0000_s1030" type="#_x0000_t75" style="position:absolute;width:56997;height:20997;visibility:visible;mso-wrap-style:square" o:gfxdata="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">
+                  <v:imagedata r:id="rId13" o:title="" croptop="10312f" cropbottom="22497f" cropleft="2517f" cropright="2219f"/>
+                </v:shape>
+                <v:shape id="Text Box 1" o:spid="_x0000_s1031" type="#_x0000_t202" style="position:absolute;left:-1100;top:21587;width:56996;height:2585;visibility:visible;mso-wrap-style:square;v-text-anchor:top" o:gfxdata="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" stroked="f">
+                  <v:textbox style="mso-fit-shape-to-text:t" inset="0,0,0,0">
+                    <w:txbxContent>
+                      <w:p>
+                        <w:pPr>
+                          <w:pStyle w:val="Caption"/>
+                          <w:jc w:val="center"/>
+                          <w:rPr>
+                            <w:noProof/>
+                          </w:rPr>
+                        </w:pPr>
+                        <w:r>
+                          <w:t xml:space="preserve">Figure </w:t>
+                        </w:r>
+                        <w:fldSimple w:instr=" SEQ Figure \* ARABIC ">
+                          <w:r>
+                            <w:rPr>
+                              <w:noProof/>
+                            </w:rPr>
+                            <w:t>2</w:t>
+                          </w:r>
+                        </w:fldSimple>
+                        <w:r>
+                          <w:t>: Sensor Data Collected by AgroSmart</w:t>
+                        </w:r>
+                      </w:p>
+                    </w:txbxContent>
+                  </v:textbox>
+                </v:shape>
+                <w10:wrap type="topAndBottom"/>
+              </v:group>
+            </w:pict>
+          </mc:Fallback>
+        </mc:AlternateContent>
+      </w:r>
+      <w:r>
+        <w:t>A dataset for the historical data</w:t>
+      </w:r>
+    </w:p>
+    <w:p>
+      <w:pPr>
+        <w:pStyle w:val="ListParagraph"/>
+        <w:numPr>
+          <w:ilvl w:val="0"/>
+          <w:numId w:val="0"/>
+        </w:numPr>
+        <w:ind w:left="1440"/>
+      </w:pPr>
+    </w:p>
+    <w:p>
+      <w:pPr>
+        <w:pStyle w:val="ListParagraph"/>
         <w:numPr>
           <w:ilvl w:val="0"/>
           <w:numId w:val="12"/>
         </w:numPr>
+        <w:spacing w:before="0" w:after="160" w:line="278" w:lineRule="auto"/>
+        <w:jc w:val="left"/>
+        <w:rPr>
+          <w:b/>
+          <w:bCs/>
+        </w:rPr>
       </w:pPr>
       <w:bookmarkStart w:id="34" w:name="_Toc218977512"/>
       <w:r>
+        <w:rPr>
+          <w:b/>
+          <w:bCs/>
+          <w:noProof/>
+        </w:rPr>
+        <mc:AlternateContent>
+          <mc:Choice Requires="wpg">
+            <w:drawing>
+              <wp:anchor distT="0" distB="0" distL="114300" distR="114300" simplePos="0" relativeHeight="251668480" behindDoc="0" locked="0" layoutInCell="1" allowOverlap="1" wp14:anchorId="17680A68" wp14:editId="3C043165">
+                <wp:simplePos x="0" y="0"/>
+                <wp:positionH relativeFrom="column">
+                  <wp:posOffset>889000</wp:posOffset>
+                </wp:positionH>
+                <wp:positionV relativeFrom="paragraph">
+                  <wp:posOffset>281305</wp:posOffset>
+                </wp:positionV>
+                <wp:extent cx="4495800" cy="3052445"/>
+                <wp:effectExtent l="0" t="0" r="0" b="0"/>
+                <wp:wrapTopAndBottom/>
+                <wp:docPr id="616698735" name="Group 6"/>
+                <wp:cNvGraphicFramePr/>
+                <a:graphic xmlns:a="http://schemas.openxmlformats.org/drawingml/2006/main">
+                  <a:graphicData uri="http://schemas.microsoft.com/office/word/2010/wordprocessingGroup">
+                    <wpg:wgp>
+                      <wpg:cNvGrpSpPr/>
+                      <wpg:grpSpPr>
+                        <a:xfrm>
+                          <a:off x="0" y="0"/>
+                          <a:ext cx="4495800" cy="3052445"/>
+                          <a:chOff x="0" y="0"/>
+                          <a:chExt cx="4495800" cy="3052445"/>
+                        </a:xfrm>
+                      </wpg:grpSpPr>
+                      <pic:pic xmlns:pic="http://schemas.openxmlformats.org/drawingml/2006/picture">
+                        <pic:nvPicPr>
+                          <pic:cNvPr id="632350742" name="Picture 5"/>
+                          <pic:cNvPicPr>
+                            <a:picLocks noChangeAspect="1"/>
+                          </pic:cNvPicPr>
+                        </pic:nvPicPr>
+                        <pic:blipFill rotWithShape="1">
+                          <a:blip r:embed="rId14" cstate="print">
+                            <a:extLst>
+                              <a:ext uri="{28A0092B-C50C-407E-A947-70E740481C1C}">
+                                <a14:useLocalDpi xmlns:a14="http://schemas.microsoft.com/office/drawing/2010/main" val="0"/>
+                              </a:ext>
+                            </a:extLst>
+                          </a:blip>
+                          <a:srcRect t="8655"/>
+                          <a:stretch>
+                            <a:fillRect/>
+                          </a:stretch>
+                        </pic:blipFill>
+                        <pic:spPr bwMode="auto">
+                          <a:xfrm>
+                            <a:off x="0" y="0"/>
+                            <a:ext cx="4495800" cy="2736850"/>
+                          </a:xfrm>
+                          <a:prstGeom prst="rect">
+                            <a:avLst/>
+                          </a:prstGeom>
+                          <a:ln>
+                            <a:noFill/>
+                          </a:ln>
+                          <a:extLst>
+                            <a:ext uri="{53640926-AAD7-44D8-BBD7-CCE9431645EC}">
+                              <a14:shadowObscured xmlns:a14="http://schemas.microsoft.com/office/drawing/2010/main"/>
+                            </a:ext>
+                          </a:extLst>
+                        </pic:spPr>
+                      </pic:pic>
+                      <wps:wsp>
+                        <wps:cNvPr id="1072499200" name="Text Box 1"/>
+                        <wps:cNvSpPr txBox="1"/>
+                        <wps:spPr>
+                          <a:xfrm>
+                            <a:off x="0" y="2794000"/>
+                            <a:ext cx="4495800" cy="258445"/>
+                          </a:xfrm>
+                          <a:prstGeom prst="rect">
+                            <a:avLst/>
+                          </a:prstGeom>
+                          <a:solidFill>
+                            <a:prstClr val="white"/>
+                          </a:solidFill>
+                          <a:ln>
+                            <a:noFill/>
+                          </a:ln>
+                        </wps:spPr>
+                        <wps:txbx>
+                          <w:txbxContent>
+                            <w:p>
+                              <w:pPr>
+                                <w:pStyle w:val="Caption"/>
+                                <w:jc w:val="center"/>
+                                <w:rPr>
+                                  <w:b/>
+                                  <w:bCs/>
+                                  <w:noProof/>
+                                </w:rPr>
+                              </w:pPr>
+                              <w:r>
+                                <w:t xml:space="preserve">Figure </w:t>
+                              </w:r>
+                              <w:fldSimple w:instr=" SEQ Figure \* ARABIC ">
+                                <w:r>
+                                  <w:rPr>
+                                    <w:noProof/>
+                                  </w:rPr>
+                                  <w:t>3</w:t>
+                                </w:r>
+                              </w:fldSimple>
+                              <w:r>
+                                <w:t>: Data Flow from Sensors to Cloud and AI Engine</w:t>
+                              </w:r>
+                            </w:p>
+                          </w:txbxContent>
+                        </wps:txbx>
+                        <wps:bodyPr rot="0" spcFirstLastPara="0" vertOverflow="overflow" horzOverflow="overflow" vert="horz" wrap="square" lIns="0" tIns="0" rIns="0" bIns="0" numCol="1" spcCol="0" rtlCol="0" fromWordArt="0" anchor="t" anchorCtr="0" forceAA="0" compatLnSpc="1">
+                          <a:prstTxWarp prst="textNoShape">
+                            <a:avLst/>
+                          </a:prstTxWarp>
+                          <a:spAutoFit/>
+                        </wps:bodyPr>
+                      </wps:wsp>
+                    </wpg:wgp>
+                  </a:graphicData>
+                </a:graphic>
+              </wp:anchor>
+            </w:drawing>
+          </mc:Choice>
+          <mc:Fallback>
+            <w:pict>
+              <v:group w14:anchorId="17680A68" id="Group 6" o:spid="_x0000_s1032" style="position:absolute;left:0;text-align:left;margin-left:70pt;margin-top:22.15pt;width:354pt;height:240.35pt;z-index:251668480" coordsize="44958,30524" o:gfxdata="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">
+                <v:shape id="Picture 5" o:spid="_x0000_s1033" type="#_x0000_t75" style="position:absolute;width:44958;height:27368;visibility:visible;mso-wrap-style:square" o:gfxdata="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">
+                  <v:imagedata r:id="rId15" o:title="" croptop="5672f"/>
+                </v:shape>
+                <v:shape id="Text Box 1" o:spid="_x0000_s1034" type="#_x0000_t202" style="position:absolute;top:27940;width:44958;height:2584;visibility:visible;mso-wrap-style:square;v-text-anchor:top" o:gfxdata="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" stroked="f">
+                  <v:textbox style="mso-fit-shape-to-text:t" inset="0,0,0,0">
+                    <w:txbxContent>
+                      <w:p>
+                        <w:pPr>
+                          <w:pStyle w:val="Caption"/>
+                          <w:jc w:val="center"/>
+                          <w:rPr>
+                            <w:b/>
+                            <w:bCs/>
+                            <w:noProof/>
+                          </w:rPr>
+                        </w:pPr>
+                        <w:r>
+                          <w:t xml:space="preserve">Figure </w:t>
+                        </w:r>
+                        <w:fldSimple w:instr=" SEQ Figure \* ARABIC ">
+                          <w:r>
+                            <w:rPr>
+                              <w:noProof/>
+                            </w:rPr>
+                            <w:t>3</w:t>
+                          </w:r>
+                        </w:fldSimple>
+                        <w:r>
+                          <w:t>: Data Flow from Sensors to Cloud and AI Engine</w:t>
+                        </w:r>
+                      </w:p>
+                    </w:txbxContent>
+                  </v:textbox>
+                </v:shape>
+                <w10:wrap type="topAndBottom"/>
+              </v:group>
+            </w:pict>
+          </mc:Fallback>
+        </mc:AlternateContent>
+      </w:r>
+      <w:r>
+        <w:rPr>
+          <w:b/>
+          <w:bCs/>
+        </w:rPr>
         <w:t>Data Analysis &amp; AI/ML Module:</w:t>
       </w:r>
       <w:bookmarkEnd w:id="34"/>
+    </w:p>
+    <w:p>
+      <w:pPr>
+        <w:pStyle w:val="ListParagraph"/>
+        <w:numPr>
+          <w:ilvl w:val="0"/>
+          <w:numId w:val="0"/>
+        </w:numPr>
+        <w:spacing w:before="0" w:after="160" w:line="278" w:lineRule="auto"/>
+        <w:ind w:left="720"/>
+        <w:jc w:val="left"/>
+        <w:rPr>
+          <w:b/>
+          <w:bCs/>
+        </w:rPr>
+      </w:pPr>
     </w:p>
     <w:p>
       <w:pPr>
@@ -3627,7 +4266,19 @@
         <w:ind w:firstLine="1080"/>
       </w:pPr>
       <w:r>
-        <w:t>Supervised learning if historical labeled data is available</w:t>
+        <w:t xml:space="preserve">Supervised learning </w:t>
+      </w:r>
+      <w:r>
+        <w:t>for</w:t>
+      </w:r>
+      <w:r>
+        <w:t xml:space="preserve"> </w:t>
+      </w:r>
+      <w:r>
+        <w:t>historically</w:t>
+      </w:r>
+      <w:r>
+        <w:t xml:space="preserve"> labeled data is available</w:t>
       </w:r>
     </w:p>
     <w:p>
@@ -3661,6 +4312,7 @@
       </w:pPr>
       <w:bookmarkStart w:id="35" w:name="_Toc218977513"/>
       <w:r>
+        <w:lastRenderedPageBreak/>
         <w:t>Dashboard and Mobile Application:</w:t>
       </w:r>
       <w:bookmarkEnd w:id="35"/>
@@ -3729,11 +4381,197 @@
     </w:p>
     <w:p>
       <w:pPr>
-        <w:spacing w:before="0" w:after="160" w:line="278" w:lineRule="auto"/>
-        <w:jc w:val="left"/>
-      </w:pPr>
-      <w:r>
-        <w:br w:type="page"/>
+        <w:pStyle w:val="Heading3"/>
+        <w:numPr>
+          <w:ilvl w:val="0"/>
+          <w:numId w:val="12"/>
+        </w:numPr>
+      </w:pPr>
+      <w:r>
+        <w:t>AI-Based Smart Precision System</w:t>
+      </w:r>
+    </w:p>
+    <w:p>
+      <w:r>
+        <w:rPr>
+          <w:noProof/>
+        </w:rPr>
+        <mc:AlternateContent>
+          <mc:Choice Requires="wpg">
+            <w:drawing>
+              <wp:anchor distT="0" distB="0" distL="114300" distR="114300" simplePos="0" relativeHeight="251672576" behindDoc="0" locked="0" layoutInCell="1" allowOverlap="1" wp14:anchorId="799551E2" wp14:editId="015DCE3C">
+                <wp:simplePos x="0" y="0"/>
+                <wp:positionH relativeFrom="column">
+                  <wp:posOffset>651510</wp:posOffset>
+                </wp:positionH>
+                <wp:positionV relativeFrom="paragraph">
+                  <wp:posOffset>226695</wp:posOffset>
+                </wp:positionV>
+                <wp:extent cx="4867910" cy="5545455"/>
+                <wp:effectExtent l="0" t="0" r="8890" b="0"/>
+                <wp:wrapTopAndBottom/>
+                <wp:docPr id="1500422958" name="Group 8"/>
+                <wp:cNvGraphicFramePr/>
+                <a:graphic xmlns:a="http://schemas.openxmlformats.org/drawingml/2006/main">
+                  <a:graphicData uri="http://schemas.microsoft.com/office/word/2010/wordprocessingGroup">
+                    <wpg:wgp>
+                      <wpg:cNvGrpSpPr/>
+                      <wpg:grpSpPr>
+                        <a:xfrm>
+                          <a:off x="0" y="0"/>
+                          <a:ext cx="4867910" cy="5545455"/>
+                          <a:chOff x="0" y="0"/>
+                          <a:chExt cx="4444365" cy="5050155"/>
+                        </a:xfrm>
+                      </wpg:grpSpPr>
+                      <pic:pic xmlns:pic="http://schemas.openxmlformats.org/drawingml/2006/picture">
+                        <pic:nvPicPr>
+                          <pic:cNvPr id="1314343364" name="Picture 7"/>
+                          <pic:cNvPicPr>
+                            <a:picLocks noChangeAspect="1"/>
+                          </pic:cNvPicPr>
+                        </pic:nvPicPr>
+                        <pic:blipFill rotWithShape="1">
+                          <a:blip r:embed="rId16">
+                            <a:extLst>
+                              <a:ext uri="{28A0092B-C50C-407E-A947-70E740481C1C}">
+                                <a14:useLocalDpi xmlns:a14="http://schemas.microsoft.com/office/drawing/2010/main" val="0"/>
+                              </a:ext>
+                            </a:extLst>
+                          </a:blip>
+                          <a:srcRect t="5380" b="23635"/>
+                          <a:stretch>
+                            <a:fillRect/>
+                          </a:stretch>
+                        </pic:blipFill>
+                        <pic:spPr bwMode="auto">
+                          <a:xfrm>
+                            <a:off x="0" y="0"/>
+                            <a:ext cx="4444365" cy="4732655"/>
+                          </a:xfrm>
+                          <a:prstGeom prst="rect">
+                            <a:avLst/>
+                          </a:prstGeom>
+                          <a:ln>
+                            <a:noFill/>
+                          </a:ln>
+                          <a:extLst>
+                            <a:ext uri="{53640926-AAD7-44D8-BBD7-CCE9431645EC}">
+                              <a14:shadowObscured xmlns:a14="http://schemas.microsoft.com/office/drawing/2010/main"/>
+                            </a:ext>
+                          </a:extLst>
+                        </pic:spPr>
+                      </pic:pic>
+                      <wps:wsp>
+                        <wps:cNvPr id="411219820" name="Text Box 1"/>
+                        <wps:cNvSpPr txBox="1"/>
+                        <wps:spPr>
+                          <a:xfrm>
+                            <a:off x="0" y="4791710"/>
+                            <a:ext cx="4444365" cy="258445"/>
+                          </a:xfrm>
+                          <a:prstGeom prst="rect">
+                            <a:avLst/>
+                          </a:prstGeom>
+                          <a:solidFill>
+                            <a:prstClr val="white"/>
+                          </a:solidFill>
+                          <a:ln>
+                            <a:noFill/>
+                          </a:ln>
+                        </wps:spPr>
+                        <wps:txbx>
+                          <w:txbxContent>
+                            <w:p>
+                              <w:pPr>
+                                <w:pStyle w:val="Caption"/>
+                                <w:jc w:val="center"/>
+                                <w:rPr>
+                                  <w:b/>
+                                  <w:noProof/>
+                                  <w:color w:val="000000" w:themeColor="text1"/>
+                                  <w:sz w:val="24"/>
+                                </w:rPr>
+                              </w:pPr>
+                              <w:r>
+                                <w:t xml:space="preserve">Figure </w:t>
+                              </w:r>
+                              <w:fldSimple w:instr=" SEQ Figure \* ARABIC ">
+                                <w:r>
+                                  <w:rPr>
+                                    <w:noProof/>
+                                  </w:rPr>
+                                  <w:t>4</w:t>
+                                </w:r>
+                              </w:fldSimple>
+                              <w:r>
+                                <w:t>: AI and Data Analysis Flow</w:t>
+                              </w:r>
+                            </w:p>
+                          </w:txbxContent>
+                        </wps:txbx>
+                        <wps:bodyPr rot="0" spcFirstLastPara="0" vertOverflow="overflow" horzOverflow="overflow" vert="horz" wrap="square" lIns="0" tIns="0" rIns="0" bIns="0" numCol="1" spcCol="0" rtlCol="0" fromWordArt="0" anchor="t" anchorCtr="0" forceAA="0" compatLnSpc="1">
+                          <a:prstTxWarp prst="textNoShape">
+                            <a:avLst/>
+                          </a:prstTxWarp>
+                          <a:noAutofit/>
+                        </wps:bodyPr>
+                      </wps:wsp>
+                    </wpg:wgp>
+                  </a:graphicData>
+                </a:graphic>
+                <wp14:sizeRelH relativeFrom="margin">
+                  <wp14:pctWidth>0</wp14:pctWidth>
+                </wp14:sizeRelH>
+                <wp14:sizeRelV relativeFrom="margin">
+                  <wp14:pctHeight>0</wp14:pctHeight>
+                </wp14:sizeRelV>
+              </wp:anchor>
+            </w:drawing>
+          </mc:Choice>
+          <mc:Fallback>
+            <w:pict>
+              <v:group w14:anchorId="799551E2" id="Group 8" o:spid="_x0000_s1035" style="position:absolute;left:0;text-align:left;margin-left:51.3pt;margin-top:17.85pt;width:383.3pt;height:436.65pt;z-index:251672576;mso-width-relative:margin;mso-height-relative:margin" coordsize="44443,50501" o:gfxdata="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">
+                <v:shape id="Picture 7" o:spid="_x0000_s1036" type="#_x0000_t75" style="position:absolute;width:44443;height:47326;visibility:visible;mso-wrap-style:square" o:gfxdata="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">
+                  <v:imagedata r:id="rId17" o:title="" croptop="3526f" cropbottom="15489f"/>
+                </v:shape>
+                <v:shape id="Text Box 1" o:spid="_x0000_s1037" type="#_x0000_t202" style="position:absolute;top:47917;width:44443;height:2584;visibility:visible;mso-wrap-style:square;v-text-anchor:top" o:gfxdata="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" stroked="f">
+                  <v:textbox inset="0,0,0,0">
+                    <w:txbxContent>
+                      <w:p>
+                        <w:pPr>
+                          <w:pStyle w:val="Caption"/>
+                          <w:jc w:val="center"/>
+                          <w:rPr>
+                            <w:b/>
+                            <w:noProof/>
+                            <w:color w:val="000000" w:themeColor="text1"/>
+                            <w:sz w:val="24"/>
+                          </w:rPr>
+                        </w:pPr>
+                        <w:r>
+                          <w:t xml:space="preserve">Figure </w:t>
+                        </w:r>
+                        <w:fldSimple w:instr=" SEQ Figure \* ARABIC ">
+                          <w:r>
+                            <w:rPr>
+                              <w:noProof/>
+                            </w:rPr>
+                            <w:t>4</w:t>
+                          </w:r>
+                        </w:fldSimple>
+                        <w:r>
+                          <w:t>: AI and Data Analysis Flow</w:t>
+                        </w:r>
+                      </w:p>
+                    </w:txbxContent>
+                  </v:textbox>
+                </v:shape>
+                <w10:wrap type="topAndBottom"/>
+              </v:group>
+            </w:pict>
+          </mc:Fallback>
+        </mc:AlternateContent>
       </w:r>
     </w:p>
     <w:p>
@@ -3785,6 +4623,17 @@
       </w:pPr>
       <w:r>
         <w:t>Dashboard / App: Web technologies (HTML/CSS/JS) or Flutter for mobile</w:t>
+      </w:r>
+    </w:p>
+    <w:p>
+      <w:pPr>
+        <w:pStyle w:val="ListParagraph"/>
+      </w:pPr>
+      <w:r>
+        <w:t>Version Control &amp; collaboration</w:t>
+      </w:r>
+      <w:r>
+        <w:t>: GitHub - Cloud-based Version Control System</w:t>
       </w:r>
     </w:p>
     <w:p>
@@ -3923,7 +4772,7 @@
         </w:rPr>
         <w:lastRenderedPageBreak/>
         <w:drawing>
-          <wp:anchor distT="0" distB="0" distL="114300" distR="114300" simplePos="0" relativeHeight="251660288" behindDoc="0" locked="0" layoutInCell="1" allowOverlap="1" wp14:anchorId="695F4C8A" wp14:editId="3C90724E">
+          <wp:anchor distT="0" distB="0" distL="114300" distR="114300" simplePos="0" relativeHeight="251656192" behindDoc="0" locked="0" layoutInCell="1" allowOverlap="1" wp14:anchorId="695F4C8A" wp14:editId="6BD6D7EE">
             <wp:simplePos x="0" y="0"/>
             <wp:positionH relativeFrom="margin">
               <wp:align>center</wp:align>
@@ -3946,7 +4795,7 @@
                     <pic:cNvPicPr/>
                   </pic:nvPicPr>
                   <pic:blipFill>
-                    <a:blip r:embed="rId10" cstate="print">
+                    <a:blip r:embed="rId18" cstate="print">
                       <a:extLst>
                         <a:ext uri="{28A0092B-C50C-407E-A947-70E740481C1C}">
                           <a14:useLocalDpi xmlns:a14="http://schemas.microsoft.com/office/drawing/2010/main" val="0"/>
@@ -4659,7 +5508,7 @@
       <w:r>
         <w:t xml:space="preserve">. Retrieved from </w:t>
       </w:r>
-      <w:hyperlink r:id="rId11" w:tgtFrame="_new" w:history="1">
+      <w:hyperlink r:id="rId19" w:tgtFrame="_new" w:history="1">
         <w:r>
           <w:rPr>
             <w:rStyle w:val="Hyperlink"/>
@@ -4690,7 +5539,7 @@
       <w:r>
         <w:t xml:space="preserve">. </w:t>
       </w:r>
-      <w:hyperlink r:id="rId12" w:tgtFrame="_new" w:history="1">
+      <w:hyperlink r:id="rId20" w:tgtFrame="_new" w:history="1">
         <w:r>
           <w:rPr>
             <w:rStyle w:val="Hyperlink"/>
@@ -4940,7 +5789,7 @@
   <w:abstractNum w:abstractNumId="0" w15:restartNumberingAfterBreak="0">
     <w:nsid w:val="00753D90"/>
     <w:multiLevelType w:val="hybridMultilevel"/>
-    <w:tmpl w:val="F63C1CE4"/>
+    <w:tmpl w:val="E1AE6BF6"/>
     <w:lvl w:ilvl="0" w:tplc="0409000F">
       <w:start w:val="1"/>
       <w:numFmt w:val="decimal"/>
@@ -8699,6 +9548,25 @@
       <w:ind w:left="480"/>
     </w:pPr>
   </w:style>
+  <w:style w:type="paragraph" w:styleId="Caption">
+    <w:name w:val="caption"/>
+    <w:basedOn w:val="Normal"/>
+    <w:next w:val="Normal"/>
+    <w:uiPriority w:val="35"/>
+    <w:unhideWhenUsed/>
+    <w:qFormat/>
+    <w:rsid w:val="00DC5AA9"/>
+    <w:pPr>
+      <w:spacing w:before="0" w:after="200" w:line="240" w:lineRule="auto"/>
+    </w:pPr>
+    <w:rPr>
+      <w:i/>
+      <w:iCs/>
+      <w:color w:val="44546A" w:themeColor="text2"/>
+      <w:sz w:val="18"/>
+      <w:szCs w:val="18"/>
+    </w:rPr>
+  </w:style>
 </w:styles>
 </file>
 

--- a/documentations/proposal/proposal-report.docx
+++ b/documentations/proposal/proposal-report.docx
@@ -253,7 +253,67 @@
           <w:sz w:val="32"/>
           <w:szCs w:val="32"/>
         </w:rPr>
-        <w:t xml:space="preserve">An IoT-Based Smart Precision Agriculture System with </w:t>
+        <w:t xml:space="preserve">An IoT-Based Smart Agriculture </w:t>
+      </w:r>
+      <w:r>
+        <w:rPr>
+          <w:b w:val="0"/>
+          <w:bCs/>
+          <w:sz w:val="32"/>
+          <w:szCs w:val="32"/>
+        </w:rPr>
+        <w:t xml:space="preserve">Monitoring </w:t>
+      </w:r>
+      <w:r>
+        <w:rPr>
+          <w:b w:val="0"/>
+          <w:bCs/>
+          <w:sz w:val="32"/>
+          <w:szCs w:val="32"/>
+        </w:rPr>
+        <w:t>System</w:t>
+      </w:r>
+    </w:p>
+    <w:p>
+      <w:pPr>
+        <w:pStyle w:val="Title"/>
+        <w:spacing w:before="1080"/>
+        <w:jc w:val="center"/>
+        <w:rPr>
+          <w:b w:val="0"/>
+          <w:bCs/>
+          <w:sz w:val="32"/>
+          <w:szCs w:val="32"/>
+        </w:rPr>
+      </w:pPr>
+      <w:r>
+        <w:rPr>
+          <w:b w:val="0"/>
+          <w:bCs/>
+          <w:sz w:val="32"/>
+          <w:szCs w:val="32"/>
+        </w:rPr>
+        <w:t xml:space="preserve"> </w:t>
+      </w:r>
+      <w:proofErr w:type="gramStart"/>
+      <w:r>
+        <w:rPr>
+          <w:b w:val="0"/>
+          <w:bCs/>
+          <w:sz w:val="32"/>
+          <w:szCs w:val="32"/>
+        </w:rPr>
+        <w:t>with</w:t>
+      </w:r>
+      <w:proofErr w:type="gramEnd"/>
+      <w:r>
+        <w:rPr>
+          <w:b w:val="0"/>
+          <w:bCs/>
+          <w:sz w:val="32"/>
+          <w:szCs w:val="32"/>
+        </w:rPr>
+        <w:t xml:space="preserve"> </w:t>
       </w:r>
     </w:p>
     <w:p>
@@ -276,7 +336,7 @@
           <w:sz w:val="32"/>
           <w:szCs w:val="32"/>
         </w:rPr>
-        <w:t>Cloud Monitoring and Multi-Sensor Control</w:t>
+        <w:t>Multi-Sensor Control</w:t>
       </w:r>
     </w:p>
     <w:p>
@@ -328,7 +388,25 @@
           <w:sz w:val="28"/>
           <w:szCs w:val="28"/>
         </w:rPr>
-        <w:t xml:space="preserve"> (Group 05)</w:t>
+        <w:t xml:space="preserve"> (Group 0</w:t>
+      </w:r>
+      <w:r>
+        <w:rPr>
+          <w:b/>
+          <w:bCs/>
+          <w:sz w:val="28"/>
+          <w:szCs w:val="28"/>
+        </w:rPr>
+        <w:t>1</w:t>
+      </w:r>
+      <w:r>
+        <w:rPr>
+          <w:b/>
+          <w:bCs/>
+          <w:sz w:val="28"/>
+          <w:szCs w:val="28"/>
+        </w:rPr>
+        <w:t>)</w:t>
       </w:r>
       <w:r>
         <w:rPr>
@@ -338,6 +416,36 @@
           <w:szCs w:val="28"/>
         </w:rPr>
         <w:t xml:space="preserve"> - </w:t>
+      </w:r>
+    </w:p>
+    <w:p>
+      <w:pPr>
+        <w:pStyle w:val="ListParagraph"/>
+        <w:ind w:left="2520" w:right="-334"/>
+      </w:pPr>
+      <w:proofErr w:type="spellStart"/>
+      <w:r>
+        <w:t>A.D.R.</w:t>
+      </w:r>
+      <w:proofErr w:type="gramStart"/>
+      <w:r>
+        <w:t>L.Ariyarathne</w:t>
+      </w:r>
+      <w:proofErr w:type="spellEnd"/>
+      <w:proofErr w:type="gramEnd"/>
+      <w:r>
+        <w:tab/>
+      </w:r>
+      <w:r>
+        <w:tab/>
+        <w:t xml:space="preserve">– </w:t>
+      </w:r>
+      <w:r>
+        <w:tab/>
+        <w:t>KAHDSE25.1F-00</w:t>
+      </w:r>
+      <w:r>
+        <w:t>3</w:t>
       </w:r>
     </w:p>
     <w:p>
@@ -427,7 +535,7 @@
           <w:tab w:val="left" w:pos="7200"/>
           <w:tab w:val="left" w:pos="8145"/>
         </w:tabs>
-        <w:spacing w:before="0" w:after="240"/>
+        <w:spacing w:before="0" w:after="0"/>
         <w:ind w:left="2520"/>
         <w:contextualSpacing w:val="0"/>
       </w:pPr>
@@ -543,7 +651,16 @@
     </w:p>
     <w:p>
       <w:r>
-        <w:t>We, the undersigned, hereby declare that this proposal report for AgroSmart: IoT-Based Smart Precision Agriculture System with Cloud Monitoring and Multi-Sensor Control has been prepared by us</w:t>
+        <w:t xml:space="preserve">We, the undersigned, hereby declare that this proposal report for AgroSmart: </w:t>
+      </w:r>
+      <w:r>
+        <w:t>IoT-Based Smart Agriculture Monitoring System with Multi-Sensor Contro</w:t>
+      </w:r>
+      <w:r>
+        <w:t xml:space="preserve">l </w:t>
+      </w:r>
+      <w:r>
+        <w:t>has been prepared by us</w:t>
       </w:r>
       <w:r>
         <w:t xml:space="preserve"> (</w:t>
@@ -553,7 +670,14 @@
           <w:b/>
           <w:bCs/>
         </w:rPr>
-        <w:t>Group 05</w:t>
+        <w:t>Group 0</w:t>
+      </w:r>
+      <w:r>
+        <w:rPr>
+          <w:b/>
+          <w:bCs/>
+        </w:rPr>
+        <w:t>1</w:t>
       </w:r>
       <w:r>
         <w:t>)</w:t>
@@ -656,6 +780,40 @@
           <w:bCs/>
         </w:rPr>
         <w:t>–</w:t>
+      </w:r>
+    </w:p>
+    <w:p>
+      <w:pPr>
+        <w:pStyle w:val="ListParagraph"/>
+        <w:numPr>
+          <w:ilvl w:val="0"/>
+          <w:numId w:val="22"/>
+        </w:numPr>
+        <w:ind w:right="-334"/>
+      </w:pPr>
+      <w:proofErr w:type="spellStart"/>
+      <w:r>
+        <w:t>A.D.R.</w:t>
+      </w:r>
+      <w:proofErr w:type="gramStart"/>
+      <w:r>
+        <w:t>L.Ariyarathne</w:t>
+      </w:r>
+      <w:proofErr w:type="spellEnd"/>
+      <w:proofErr w:type="gramEnd"/>
+      <w:r>
+        <w:tab/>
+      </w:r>
+      <w:r>
+        <w:tab/>
+        <w:t xml:space="preserve">– </w:t>
+      </w:r>
+      <w:r>
+        <w:tab/>
+        <w:t>KAHDSE25.1F-00</w:t>
+      </w:r>
+      <w:r>
+        <w:t>3</w:t>
       </w:r>
     </w:p>
     <w:p>
@@ -860,27 +1018,21 @@
       <w:proofErr w:type="spellStart"/>
       <w:r>
         <w:rPr>
-          <w:i/>
-          <w:iCs/>
+          <w:b/>
+          <w:bCs/>
         </w:rPr>
         <w:t>AgroSmart</w:t>
       </w:r>
       <w:proofErr w:type="spellEnd"/>
       <w:r>
         <w:rPr>
-          <w:i/>
-          <w:iCs/>
+          <w:b/>
+          <w:bCs/>
         </w:rPr>
-        <w:t>: IoT-Based Smart Precision Agriculture System with Cloud Monitoring and Multi-Sensor Control</w:t>
-      </w:r>
-      <w:r>
-        <w:t>, aims to develop a smart agriculture monitoring system integrated with a data-driven smart precision agriculture module</w:t>
-      </w:r>
-      <w:r>
-        <w:t>, assisting</w:t>
-      </w:r>
-      <w:r>
-        <w:t xml:space="preserve"> farmers in making informed, evidence-based decisions. The system collects real-time environmental data, including temperature, humidity, soil moisture, light intensity, and water levels, using IoT sensors connected to an ESP32 microcontroller. The collected data is transmitted to a cloud platform (Firebase) and visualized through a web-based dashboard and a mobile application for real-time monitoring.</w:t>
+        <w:t>: IoT-Based Smart Agriculture Monitoring System with Multi-Sensor Control</w:t>
+      </w:r>
+      <w:r>
+        <w:t>, presents the development of an IoT-based agriculture monitoring system for real-time observation and automated irrigation control. The system collects environmental data such as temperature, humidity, soil moisture, and light intensity using sensors interfaced with an ESP32 microcontroller. The collected data is transmitted to a cloud-based platform using Firebase Realtime Database and is visualized through a web-based dashboard and a mobile application, enabling remote monitoring of agricultural conditions.</w:t>
       </w:r>
     </w:p>
     <w:p>
@@ -888,22 +1040,13 @@
         <w:spacing w:after="240"/>
       </w:pPr>
       <w:r>
-        <w:t>The Smart Precision Agriculture module utilizes historical environmental and crop-related datasets, along with real-time sensor data, to perform AI</w:t>
-      </w:r>
-      <w:r>
-        <w:t>- and machine learning–based</w:t>
-      </w:r>
-      <w:r>
-        <w:t xml:space="preserve"> analysis. This enables the system to identify patterns, predict trends, and generate crop-specific insights such as growth suitability, irrigation recommendations, and seasonal climate behavior for a selected set of three crops. The project is initially focused on the Kandy region in Sri Lanka and is designed with a modular architecture to support future expansion with additional sensors, datasets, and analytical features.</w:t>
+        <w:t>A smart irrigation mechanism is implemented using a relay-controlled water pump, which operates automatically based on soil moisture levels to optimize water usage. The system is designed for a specific geographical region, initially focusing on the Kandy area in Sri Lanka, and follows a modular architecture to allow future enhancements such as additional sensors and advanced data analytics. This project is carried out as a group coursework and demonstrates the practical application of IoT and cloud technologies in modern smart agriculture systems.</w:t>
       </w:r>
     </w:p>
     <w:p>
       <w:pPr>
         <w:spacing w:after="240"/>
       </w:pPr>
-      <w:r>
-        <w:t>The outcomes of this project demonstrate the potential of integrating IoT, cloud computing, and AI/ML techniques to support efficient resource management and sustainable agricultural practices. This project is carried out as a group coursework and provides both practical implementation experience and academic insights into modern smart farming technologies</w:t>
-      </w:r>
       <w:r>
         <w:t>.</w:t>
       </w:r>
@@ -986,6 +1129,15 @@
       </w:r>
       <w:r>
         <w:t xml:space="preserve"> for their dedication, collaboration, and commitment in completing this group coursework. This project would not have been possible without the cooperation and efforts of everyone involved.</w:t>
+      </w:r>
+    </w:p>
+    <w:p>
+      <w:pPr>
+        <w:spacing w:before="0" w:after="160" w:line="278" w:lineRule="auto"/>
+        <w:jc w:val="left"/>
+      </w:pPr>
+      <w:r>
+        <w:br w:type="page"/>
       </w:r>
     </w:p>
     <w:sdt>
@@ -2420,20 +2572,16 @@
                 <w:noProof/>
                 <w:webHidden/>
               </w:rPr>
-            </w:r>
-            <w:r>
-              <w:rPr>
-                <w:noProof/>
-                <w:webHidden/>
-              </w:rPr>
               <w:fldChar w:fldCharType="separate"/>
             </w:r>
             <w:r>
               <w:rPr>
-                <w:noProof/>
-                <w:webHidden/>
-              </w:rPr>
-              <w:t>9</w:t>
+                <w:b/>
+                <w:bCs/>
+                <w:noProof/>
+                <w:webHidden/>
+              </w:rPr>
+              <w:t>Error! Bookmark not defined.</w:t>
             </w:r>
             <w:r>
               <w:rPr>
@@ -2502,7 +2650,7 @@
                 <w:noProof/>
                 <w:webHidden/>
               </w:rPr>
-              <w:t>9</w:t>
+              <w:t>8</w:t>
             </w:r>
             <w:r>
               <w:rPr>
@@ -2571,7 +2719,7 @@
                 <w:noProof/>
                 <w:webHidden/>
               </w:rPr>
-              <w:t>10</w:t>
+              <w:t>9</w:t>
             </w:r>
             <w:r>
               <w:rPr>
@@ -2640,7 +2788,7 @@
                 <w:noProof/>
                 <w:webHidden/>
               </w:rPr>
-              <w:t>11</w:t>
+              <w:t>10</w:t>
             </w:r>
             <w:r>
               <w:rPr>
@@ -2709,7 +2857,7 @@
                 <w:noProof/>
                 <w:webHidden/>
               </w:rPr>
-              <w:t>12</w:t>
+              <w:t>11</w:t>
             </w:r>
             <w:r>
               <w:rPr>
@@ -2778,7 +2926,7 @@
                 <w:noProof/>
                 <w:webHidden/>
               </w:rPr>
-              <w:t>13</w:t>
+              <w:t>12</w:t>
             </w:r>
             <w:r>
               <w:rPr>
@@ -2841,168 +2989,115 @@
       <w:bookmarkEnd w:id="24"/>
     </w:p>
     <w:p>
-      <w:r>
-        <w:t xml:space="preserve">AgroSmart is an </w:t>
-      </w:r>
-      <w:r>
-        <w:rPr>
-          <w:b/>
-          <w:bCs/>
-        </w:rPr>
-        <w:t>IoT-based Smart Agriculture Monitoring System integrated with a Smart Precision Agriculture Module</w:t>
-      </w:r>
-      <w:r>
-        <w:t xml:space="preserve"> designed to assist farmers by providing </w:t>
-      </w:r>
-      <w:r>
-        <w:rPr>
-          <w:b/>
-          <w:bCs/>
-        </w:rPr>
-        <w:t>real-time environmental monitoring and AI-based actionable insights</w:t>
-      </w:r>
-      <w:r>
-        <w:t xml:space="preserve">. The system will monitor </w:t>
-      </w:r>
-      <w:r>
-        <w:rPr>
-          <w:b/>
-          <w:bCs/>
-        </w:rPr>
-        <w:t>temperature, humidity, soil moisture, light intensity, and water levels</w:t>
-      </w:r>
-      <w:r>
-        <w:t xml:space="preserve"> using a network of sensors connected to an </w:t>
-      </w:r>
-      <w:r>
-        <w:rPr>
-          <w:b/>
-          <w:bCs/>
-        </w:rPr>
-        <w:t>ESP32 microcontroller</w:t>
-      </w:r>
-      <w:r>
-        <w:t xml:space="preserve">. Data will be uploaded to the </w:t>
-      </w:r>
-      <w:r>
-        <w:rPr>
-          <w:b/>
-          <w:bCs/>
-        </w:rPr>
-        <w:t>Firebase cloud</w:t>
-      </w:r>
-      <w:r>
-        <w:t xml:space="preserve"> and displayed on a </w:t>
-      </w:r>
-      <w:r>
-        <w:rPr>
-          <w:b/>
-          <w:bCs/>
-        </w:rPr>
-        <w:t>web and mobile dashboard</w:t>
-      </w:r>
-      <w:r>
-        <w:t>.</w:t>
-      </w:r>
-    </w:p>
-    <w:p>
-      <w:r>
-        <w:t xml:space="preserve">The project aims to </w:t>
-      </w:r>
-      <w:r>
-        <w:rPr>
-          <w:b/>
-          <w:bCs/>
-        </w:rPr>
-        <w:t xml:space="preserve">enhance irrigation efficiency, optimize crop selection, and forecast seasonal trends </w:t>
-      </w:r>
-      <w:proofErr w:type="gramStart"/>
-      <w:r>
-        <w:rPr>
-          <w:b/>
-          <w:bCs/>
-        </w:rPr>
-        <w:t>through the use of</w:t>
-      </w:r>
-      <w:proofErr w:type="gramEnd"/>
-      <w:r>
-        <w:rPr>
-          <w:b/>
-          <w:bCs/>
-        </w:rPr>
-        <w:t xml:space="preserve"> AI/ML analysis on</w:t>
-      </w:r>
-      <w:r>
-        <w:t xml:space="preserve"> collected sensor data. AgroSmart will serve as a modular platform, allowing additional features and sensors to be integrated in the future.</w:t>
-      </w:r>
-    </w:p>
-    <w:p>
-      <w:r>
-        <w:t>Expected outcomes include:</w:t>
+      <w:pPr>
+        <w:spacing w:before="0" w:after="160" w:line="278" w:lineRule="auto"/>
+        <w:jc w:val="left"/>
+      </w:pPr>
+      <w:proofErr w:type="spellStart"/>
+      <w:r>
+        <w:t>AgroSmart</w:t>
+      </w:r>
+      <w:proofErr w:type="spellEnd"/>
+      <w:r>
+        <w:t xml:space="preserve"> is an IoT-based Smart Agriculture Monitoring System designed to support farmers by providing real-time monitoring and automated control of key environmental parameters in agricultural fields. The system monitors temperature, humidity, soil moisture, and light</w:t>
+      </w:r>
+      <w:r>
+        <w:t xml:space="preserve"> </w:t>
+      </w:r>
+      <w:r>
+        <w:t>intensity using a network of sensors interfaced with an ESP32 microcontroller. The collected sensor data is transmitted to a cloud-based platform using Firebase Realtime Database and is visualized through a web-based dashboard and a mobile application, enabling remote access and real-time observation of field conditions.</w:t>
+      </w:r>
+    </w:p>
+    <w:p>
+      <w:pPr>
+        <w:spacing w:before="0" w:after="160" w:line="278" w:lineRule="auto"/>
+        <w:jc w:val="left"/>
+      </w:pPr>
+      <w:r>
+        <w:t xml:space="preserve">In addition to monitoring, </w:t>
+      </w:r>
+      <w:proofErr w:type="spellStart"/>
+      <w:r>
+        <w:t>AgroSmart</w:t>
+      </w:r>
+      <w:proofErr w:type="spellEnd"/>
+      <w:r>
+        <w:t xml:space="preserve"> implements a smart irrigation </w:t>
+      </w:r>
+      <w:r>
+        <w:t>system using a relay-controlled water pump that automatically operates based on soil moisture levels, helping optimize water use</w:t>
+      </w:r>
+      <w:r>
+        <w:t xml:space="preserve"> and reduce manual intervention. The system is developed for a specific geographical region, initially focusing on the Kandy area in Sri Lanka, and follows a modular architecture that allows future expansion with additional sensors, data analysis capabilities, and intelligent decision-support features.</w:t>
+      </w:r>
+    </w:p>
+    <w:p>
+      <w:pPr>
+        <w:spacing w:before="0" w:after="160" w:line="278" w:lineRule="auto"/>
+        <w:jc w:val="left"/>
+      </w:pPr>
+      <w:r>
+        <w:t>The expected outcomes of the project include:</w:t>
       </w:r>
     </w:p>
     <w:p>
       <w:pPr>
         <w:numPr>
           <w:ilvl w:val="0"/>
-          <w:numId w:val="2"/>
+          <w:numId w:val="28"/>
         </w:numPr>
-      </w:pPr>
-      <w:r>
-        <w:t>Real-time environmental data collection</w:t>
-      </w:r>
-      <w:r>
-        <w:t>.</w:t>
+        <w:spacing w:before="0" w:after="160" w:line="278" w:lineRule="auto"/>
+        <w:jc w:val="left"/>
+      </w:pPr>
+      <w:r>
+        <w:t>Real-time environmental data collection and monitoring.</w:t>
       </w:r>
     </w:p>
     <w:p>
       <w:pPr>
         <w:numPr>
           <w:ilvl w:val="0"/>
-          <w:numId w:val="2"/>
+          <w:numId w:val="28"/>
         </w:numPr>
-      </w:pPr>
-      <w:r>
-        <w:t>Cloud-based visualization dashboard and mobile application</w:t>
-      </w:r>
-      <w:r>
-        <w:t>.</w:t>
+        <w:spacing w:before="0" w:after="160" w:line="278" w:lineRule="auto"/>
+        <w:jc w:val="left"/>
+      </w:pPr>
+      <w:r>
+        <w:t>Cloud-based data storage and visualization through web and mobile dashboards.</w:t>
       </w:r>
     </w:p>
     <w:p>
       <w:pPr>
         <w:numPr>
           <w:ilvl w:val="0"/>
-          <w:numId w:val="2"/>
+          <w:numId w:val="28"/>
         </w:numPr>
-      </w:pPr>
-      <w:r>
-        <w:t>AI/ML-assisted recommendations for irrigation and crop selection</w:t>
-      </w:r>
-      <w:r>
-        <w:t>.</w:t>
+        <w:spacing w:before="0" w:after="160" w:line="278" w:lineRule="auto"/>
+        <w:jc w:val="left"/>
+      </w:pPr>
+      <w:r>
+        <w:t>Automated irrigation control based on soil moisture conditions.</w:t>
       </w:r>
     </w:p>
     <w:p>
       <w:pPr>
         <w:numPr>
           <w:ilvl w:val="0"/>
-          <w:numId w:val="2"/>
+          <w:numId w:val="28"/>
         </w:numPr>
-      </w:pPr>
-      <w:r>
-        <w:t>Academic documentation, including reports and presentations</w:t>
-      </w:r>
-      <w:r>
-        <w:t>.</w:t>
-      </w:r>
-    </w:p>
-    <w:p>
-      <w:pPr>
         <w:spacing w:before="0" w:after="160" w:line="278" w:lineRule="auto"/>
         <w:jc w:val="left"/>
       </w:pPr>
       <w:r>
+        <w:t>Comprehensive academic documentation, including reports and presentations, as part of a group coursework project.</w:t>
+      </w:r>
+    </w:p>
+    <w:p>
+      <w:pPr>
+        <w:spacing w:before="0" w:after="160" w:line="278" w:lineRule="auto"/>
+        <w:jc w:val="left"/>
+      </w:pPr>
+      <w:r>
         <w:br w:type="page"/>
       </w:r>
     </w:p>
@@ -3019,106 +3114,46 @@
       <w:bookmarkEnd w:id="25"/>
     </w:p>
     <w:p>
-      <w:r>
-        <w:t xml:space="preserve">Agriculture in regions like </w:t>
-      </w:r>
-      <w:r>
-        <w:rPr>
-          <w:b/>
-          <w:bCs/>
-        </w:rPr>
-        <w:t>Kandy, Sri Lanka</w:t>
-      </w:r>
-      <w:r>
-        <w:t xml:space="preserve">, faces multiple challenges, including inefficient water usage, unpredictable weather patterns, and reduced crop yield. Traditional farming methods </w:t>
-      </w:r>
-      <w:r>
-        <w:rPr>
-          <w:b/>
-          <w:bCs/>
-        </w:rPr>
-        <w:t>lack real-time monitoring and predictive insights</w:t>
-      </w:r>
-      <w:r>
-        <w:t>, resulting in water wastage, crop loss, and lower productivity.</w:t>
-      </w:r>
-    </w:p>
-    <w:p>
-      <w:r>
-        <w:t xml:space="preserve">With the advancement of </w:t>
-      </w:r>
-      <w:r>
-        <w:rPr>
-          <w:b/>
-          <w:bCs/>
-        </w:rPr>
-        <w:t>IoT, cloud computing, and AI</w:t>
-      </w:r>
-      <w:r>
-        <w:t xml:space="preserve">, it is now possible to monitor environmental factors in real-time, analyze data, and provide actionable recommendations. Implementing a </w:t>
-      </w:r>
-      <w:r>
-        <w:rPr>
-          <w:b/>
-          <w:bCs/>
-        </w:rPr>
-        <w:t>Smart Agriculture Monitoring System</w:t>
-      </w:r>
-      <w:r>
-        <w:t xml:space="preserve"> can help farmers make </w:t>
-      </w:r>
-      <w:r>
-        <w:rPr>
-          <w:b/>
-          <w:bCs/>
-        </w:rPr>
-        <w:t>data-driven decisions</w:t>
-      </w:r>
-      <w:r>
-        <w:t>, optimize water usage, improve crop yields, and reduce resource waste.</w:t>
-      </w:r>
-    </w:p>
-    <w:p>
-      <w:r>
-        <w:t xml:space="preserve">The </w:t>
-      </w:r>
-      <w:r>
-        <w:rPr>
-          <w:b/>
-          <w:bCs/>
-        </w:rPr>
-        <w:t>motivation</w:t>
-      </w:r>
-      <w:r>
-        <w:t xml:space="preserve"> behind AgroSmart is to develop an </w:t>
-      </w:r>
-      <w:r>
-        <w:rPr>
-          <w:b/>
-          <w:bCs/>
-        </w:rPr>
-        <w:t>academic-level prototype</w:t>
-      </w:r>
-      <w:r>
-        <w:t xml:space="preserve"> that demonstrates the potential of </w:t>
-      </w:r>
-      <w:r>
-        <w:rPr>
-          <w:b/>
-          <w:bCs/>
-        </w:rPr>
-        <w:t>IoT and AI in precision agriculture</w:t>
-      </w:r>
-      <w:r>
-        <w:t xml:space="preserve"> while providing a foundation for future enhancements.</w:t>
-      </w:r>
-    </w:p>
-    <w:p>
       <w:pPr>
         <w:spacing w:before="0" w:after="160" w:line="278" w:lineRule="auto"/>
         <w:jc w:val="left"/>
       </w:pPr>
       <w:r>
+        <w:t>Agriculture in regions such as Kandy, Sri Lanka, faces several challenges, including inefficient water usage, changing environmental conditions, and limited access to real-time field data. Traditional farming practices largely depend on manual observation and experience, which makes it difficult to accurately monitor parameters such as soil moisture, temperature, humidity, and light intensity. As a result, irrigation is often inefficient, leading to water wastage and reduced crop productivity.</w:t>
+      </w:r>
+    </w:p>
+    <w:p>
+      <w:pPr>
+        <w:spacing w:before="0" w:after="160" w:line="278" w:lineRule="auto"/>
+        <w:jc w:val="left"/>
+      </w:pPr>
+      <w:r>
+        <w:t>Recent advancements in IoT and cloud computing technologies have made it possible to continuously monitor environmental conditions in agricultural fields and access this information remotely. By deploying sensor-based monitoring systems, farmers can gain real-time visibility into field conditions and make more informed decisions regarding irrigation and resource management. Cloud platforms further enable secure data storage and real-time visualization through dashboards and mobile applications.</w:t>
+      </w:r>
+    </w:p>
+    <w:p>
+      <w:pPr>
+        <w:spacing w:before="0" w:after="160" w:line="278" w:lineRule="auto"/>
+        <w:jc w:val="left"/>
+      </w:pPr>
+      <w:r>
+        <w:t xml:space="preserve">The motivation behind the </w:t>
+      </w:r>
+      <w:proofErr w:type="spellStart"/>
+      <w:r>
+        <w:t>AgroSmart</w:t>
+      </w:r>
+      <w:proofErr w:type="spellEnd"/>
+      <w:r>
+        <w:t xml:space="preserve"> project is to develop an academic-level IoT-based smart agriculture monitoring system that demonstrates the practical application of modern technologies in agriculture. The system provides a foundation for efficient environmental monitoring and automated irrigation while maintaining a modular design that supports future enhancements such as advanced data analysis and intelligent decision-support features.</w:t>
+      </w:r>
+    </w:p>
+    <w:p>
+      <w:pPr>
+        <w:spacing w:before="0" w:after="160" w:line="278" w:lineRule="auto"/>
+        <w:jc w:val="left"/>
+      </w:pPr>
+      <w:r>
         <w:br w:type="page"/>
       </w:r>
     </w:p>
@@ -3146,37 +3181,73 @@
     </w:p>
     <w:p>
       <w:pPr>
+        <w:pStyle w:val="Heading2"/>
         <w:rPr>
-          <w:b/>
+          <w:rFonts w:eastAsiaTheme="minorHAnsi" w:cstheme="minorBidi"/>
+          <w:b w:val="0"/>
+          <w:color w:val="auto"/>
+          <w:sz w:val="24"/>
+          <w:szCs w:val="24"/>
         </w:rPr>
       </w:pPr>
-      <w:r>
-        <w:t xml:space="preserve">To design and </w:t>
-      </w:r>
+      <w:bookmarkStart w:id="28" w:name="_Toc219747631"/>
       <w:r>
         <w:rPr>
-          <w:bCs/>
+          <w:rFonts w:eastAsiaTheme="minorHAnsi" w:cstheme="minorBidi"/>
+          <w:b w:val="0"/>
+          <w:color w:val="auto"/>
+          <w:sz w:val="24"/>
+          <w:szCs w:val="24"/>
         </w:rPr>
-        <w:t>develop an IoT-based Smart Agriculture Monitoring System</w:t>
-      </w:r>
-      <w:r>
-        <w:t xml:space="preserve"> </w:t>
-      </w:r>
+        <w:t xml:space="preserve">The </w:t>
+      </w:r>
+      <w:proofErr w:type="spellStart"/>
       <w:r>
         <w:rPr>
-          <w:bCs/>
+          <w:rFonts w:eastAsiaTheme="minorHAnsi" w:cstheme="minorBidi"/>
+          <w:b w:val="0"/>
+          <w:color w:val="auto"/>
+          <w:sz w:val="24"/>
+          <w:szCs w:val="24"/>
         </w:rPr>
-        <w:t>integrated with a Smart Precision Agriculture module</w:t>
-      </w:r>
-      <w:r>
-        <w:t xml:space="preserve"> that collects real-time environmental data, analyzes historical and live data using AI and Machine Learning techniques, and provides crop-specific predictions, trends, and actionable decision-support insights for farmers.</w:t>
+        <w:t>AgroSmart</w:t>
+      </w:r>
+      <w:proofErr w:type="spellEnd"/>
+      <w:r>
+        <w:rPr>
+          <w:rFonts w:eastAsiaTheme="minorHAnsi" w:cstheme="minorBidi"/>
+          <w:b w:val="0"/>
+          <w:color w:val="auto"/>
+          <w:sz w:val="24"/>
+          <w:szCs w:val="24"/>
+        </w:rPr>
+        <w:t xml:space="preserve"> project aims</w:t>
+      </w:r>
+      <w:r>
+        <w:rPr>
+          <w:rFonts w:eastAsiaTheme="minorHAnsi" w:cstheme="minorBidi"/>
+          <w:b w:val="0"/>
+          <w:color w:val="auto"/>
+          <w:sz w:val="24"/>
+          <w:szCs w:val="24"/>
+        </w:rPr>
+        <w:t xml:space="preserve"> to develop an IoT-based smart agriculture monitoring system that collects real-time environmental data and supports automated irrigation to improve efficient resource usage</w:t>
+      </w:r>
+      <w:r>
+        <w:rPr>
+          <w:rFonts w:eastAsiaTheme="minorHAnsi" w:cstheme="minorBidi"/>
+          <w:b w:val="0"/>
+          <w:color w:val="auto"/>
+          <w:sz w:val="24"/>
+          <w:szCs w:val="24"/>
+        </w:rPr>
+        <w:t>.</w:t>
       </w:r>
     </w:p>
     <w:p>
       <w:pPr>
         <w:pStyle w:val="Heading2"/>
       </w:pPr>
-      <w:bookmarkStart w:id="28" w:name="_Toc219747631"/>
       <w:r>
         <w:t>Project Objectives</w:t>
       </w:r>
@@ -3277,7 +3348,13 @@
         </w:numPr>
       </w:pPr>
       <w:r>
-        <w:t>To continuously collect real-time environmental data from the deployed sensors and securely store the data on a cloud-based platform (Firebase)</w:t>
+        <w:t>To continuously collect real-time environmental data from the deployed sensors and securely store the data on a cloud-based platform (Firebase</w:t>
+      </w:r>
+      <w:r>
+        <w:t xml:space="preserve"> Real-time Database</w:t>
+      </w:r>
+      <w:r>
+        <w:t>)</w:t>
       </w:r>
       <w:r>
         <w:rPr>
@@ -3304,6 +3381,18 @@
     </w:p>
     <w:p>
       <w:pPr>
+        <w:pStyle w:val="NormalWeb"/>
+        <w:numPr>
+          <w:ilvl w:val="0"/>
+          <w:numId w:val="5"/>
+        </w:numPr>
+      </w:pPr>
+      <w:r>
+        <w:t>To implement an automated irrigation control mechanism based on soil moisture levels using predefined decision logic to optimize water usage.</w:t>
+      </w:r>
+    </w:p>
+    <w:p>
+      <w:pPr>
         <w:pStyle w:val="ListParagraph"/>
         <w:numPr>
           <w:ilvl w:val="0"/>
@@ -3311,7 +3400,12 @@
         </w:numPr>
       </w:pPr>
       <w:r>
-        <w:t>To collect and analyze historical environmental and crop-related datasets from external sources to understand climate patterns and crop growth behavior</w:t>
+        <w:rPr>
+          <w:rFonts w:eastAsia="Times New Roman" w:cs="Times New Roman"/>
+          <w:kern w:val="0"/>
+          <w14:ligatures w14:val="none"/>
+        </w:rPr>
+        <w:t>To design the system for a specific geographical region, initially focusing on the Kandy area in Sri Lanka, while maintaining adaptability to other regions.</w:t>
       </w:r>
     </w:p>
     <w:p>
@@ -3387,23 +3481,12 @@
         </w:numPr>
       </w:pPr>
       <w:r>
-        <w:t xml:space="preserve">Ensure </w:t>
-      </w:r>
-      <w:r>
-        <w:rPr>
-          <w:b/>
-          <w:bCs/>
-        </w:rPr>
-        <w:t>modular system design</w:t>
-      </w:r>
-      <w:r>
-        <w:t xml:space="preserve"> to allow future integration of additional sensors or features</w:t>
+        <w:t>To ensure a modular and scalable system architecture that allows future integration of additional sensors, analytical features, and system enhancements</w:t>
       </w:r>
       <w:r>
         <w:t>.</w:t>
       </w:r>
     </w:p>
-    <w:p/>
     <w:p>
       <w:pPr>
         <w:pStyle w:val="Heading3"/>
@@ -3427,7 +3510,7 @@
         </w:numPr>
       </w:pPr>
       <w:r>
-        <w:t>To perform crop-focused analysis for a selected set of three crops by evaluating environmental conditions and growth trends.</w:t>
+        <w:t>To collect and analyze historical environmental and crop-related datasets from external sources to understand climate patterns and agricultural conditions.</w:t>
       </w:r>
     </w:p>
     <w:p>
@@ -3439,19 +3522,31 @@
         </w:numPr>
       </w:pPr>
       <w:r>
-        <w:t>To provide farmers with meaningful decision-support information rather than fully autonomous control, ensuring transparency and interpretability of results.</w:t>
-      </w:r>
-    </w:p>
-    <w:p>
-      <w:pPr>
-        <w:pStyle w:val="NormalWeb"/>
+        <w:t>To extend the system with data analysis and intelligent decision-support features based on collected sensor data and historical datasets.</w:t>
+      </w:r>
+    </w:p>
+    <w:p>
+      <w:pPr>
+        <w:pStyle w:val="ListParagraph"/>
         <w:numPr>
           <w:ilvl w:val="0"/>
           <w:numId w:val="5"/>
         </w:numPr>
       </w:pPr>
       <w:r>
-        <w:t>To ensure a modular and scalable system architecture that allows future integration of additional sensors, crops, analytical features, or AI models.</w:t>
+        <w:t>To support crop-focused analysis for a selected set of crops by evaluating environmental conditions and seasonal trends.</w:t>
+      </w:r>
+    </w:p>
+    <w:p>
+      <w:pPr>
+        <w:pStyle w:val="ListParagraph"/>
+        <w:numPr>
+          <w:ilvl w:val="0"/>
+          <w:numId w:val="5"/>
+        </w:numPr>
+      </w:pPr>
+      <w:r>
+        <w:t>To enable future expansion of the system through the integration of additional sensors, crops, dashboards, or advanced analytical modules while maintaining system reliability and scalability.</w:t>
       </w:r>
     </w:p>
     <w:p>
@@ -3663,259 +3758,9 @@
     </w:p>
     <w:p>
       <w:pPr>
-        <w:pStyle w:val="ListParagraph"/>
-        <w:numPr>
-          <w:ilvl w:val="0"/>
-          <w:numId w:val="0"/>
-        </w:numPr>
-        <w:ind w:left="720"/>
-        <w:rPr>
-          <w:b/>
-          <w:bCs/>
-          <w:sz w:val="28"/>
-          <w:szCs w:val="28"/>
-        </w:rPr>
-      </w:pPr>
-      <w:r>
-        <w:rPr>
-          <w:b/>
-          <w:bCs/>
-          <w:sz w:val="28"/>
-          <w:szCs w:val="28"/>
-        </w:rPr>
-        <w:t>Precision Agriculture Scope</w:t>
-      </w:r>
-      <w:r>
-        <w:rPr>
-          <w:b/>
-          <w:bCs/>
-          <w:sz w:val="28"/>
-          <w:szCs w:val="28"/>
-        </w:rPr>
-        <w:t>:</w:t>
-      </w:r>
-    </w:p>
-    <w:p>
-      <w:pPr>
-        <w:pStyle w:val="ListParagraph"/>
-        <w:numPr>
-          <w:ilvl w:val="0"/>
-          <w:numId w:val="0"/>
-        </w:numPr>
-        <w:ind w:left="720"/>
-      </w:pPr>
-      <w:r>
-        <w:t>The precision agriculture module is limited to analyzing three selected crops and provides decision-support insights rather than fully autonomous control.</w:t>
-      </w:r>
-    </w:p>
-    <w:p>
-      <w:pPr>
         <w:spacing w:before="0" w:after="160" w:line="278" w:lineRule="auto"/>
         <w:jc w:val="left"/>
       </w:pPr>
-      <w:r>
-        <w:rPr>
-          <w:noProof/>
-        </w:rPr>
-        <mc:AlternateContent>
-          <mc:Choice Requires="wpg">
-            <w:drawing>
-              <wp:anchor distT="0" distB="0" distL="114300" distR="114300" simplePos="0" relativeHeight="251675648" behindDoc="0" locked="0" layoutInCell="1" allowOverlap="1" wp14:anchorId="132988B6" wp14:editId="2071FA2C">
-                <wp:simplePos x="0" y="0"/>
-                <wp:positionH relativeFrom="column">
-                  <wp:posOffset>600364</wp:posOffset>
-                </wp:positionH>
-                <wp:positionV relativeFrom="paragraph">
-                  <wp:posOffset>232295</wp:posOffset>
-                </wp:positionV>
-                <wp:extent cx="4534535" cy="3333750"/>
-                <wp:effectExtent l="0" t="0" r="0" b="0"/>
-                <wp:wrapTopAndBottom/>
-                <wp:docPr id="1095829462" name="Group 6"/>
-                <wp:cNvGraphicFramePr/>
-                <a:graphic xmlns:a="http://schemas.openxmlformats.org/drawingml/2006/main">
-                  <a:graphicData uri="http://schemas.microsoft.com/office/word/2010/wordprocessingGroup">
-                    <wpg:wgp>
-                      <wpg:cNvGrpSpPr/>
-                      <wpg:grpSpPr>
-                        <a:xfrm>
-                          <a:off x="0" y="0"/>
-                          <a:ext cx="4534535" cy="3333750"/>
-                          <a:chOff x="0" y="0"/>
-                          <a:chExt cx="4534535" cy="3333750"/>
-                        </a:xfrm>
-                      </wpg:grpSpPr>
-                      <pic:pic xmlns:pic="http://schemas.openxmlformats.org/drawingml/2006/picture">
-                        <pic:nvPicPr>
-                          <pic:cNvPr id="1346580181" name="Picture 5"/>
-                          <pic:cNvPicPr>
-                            <a:picLocks noChangeAspect="1"/>
-                          </pic:cNvPicPr>
-                        </pic:nvPicPr>
-                        <pic:blipFill>
-                          <a:blip r:embed="rId10">
-                            <a:extLst>
-                              <a:ext uri="{28A0092B-C50C-407E-A947-70E740481C1C}">
-                                <a14:useLocalDpi xmlns:a14="http://schemas.microsoft.com/office/drawing/2010/main" val="0"/>
-                              </a:ext>
-                            </a:extLst>
-                          </a:blip>
-                          <a:stretch>
-                            <a:fillRect/>
-                          </a:stretch>
-                        </pic:blipFill>
-                        <pic:spPr>
-                          <a:xfrm>
-                            <a:off x="0" y="0"/>
-                            <a:ext cx="4534535" cy="3021330"/>
-                          </a:xfrm>
-                          <a:prstGeom prst="rect">
-                            <a:avLst/>
-                          </a:prstGeom>
-                        </pic:spPr>
-                      </pic:pic>
-                      <wps:wsp>
-                        <wps:cNvPr id="1805277905" name="Text Box 1"/>
-                        <wps:cNvSpPr txBox="1"/>
-                        <wps:spPr>
-                          <a:xfrm>
-                            <a:off x="0" y="3075305"/>
-                            <a:ext cx="4534535" cy="258445"/>
-                          </a:xfrm>
-                          <a:prstGeom prst="rect">
-                            <a:avLst/>
-                          </a:prstGeom>
-                          <a:solidFill>
-                            <a:prstClr val="white"/>
-                          </a:solidFill>
-                          <a:ln>
-                            <a:noFill/>
-                          </a:ln>
-                        </wps:spPr>
-                        <wps:txbx>
-                          <w:txbxContent>
-                            <w:p>
-                              <w:pPr>
-                                <w:pStyle w:val="Caption"/>
-                                <w:jc w:val="center"/>
-                                <w:rPr>
-                                  <w:noProof/>
-                                </w:rPr>
-                              </w:pPr>
-                              <w:r>
-                                <w:t xml:space="preserve">Figure </w:t>
-                              </w:r>
-                              <w:r>
-                                <w:fldChar w:fldCharType="begin"/>
-                              </w:r>
-                              <w:r>
-                                <w:instrText xml:space="preserve"> SEQ Figure \* ARABIC </w:instrText>
-                              </w:r>
-                              <w:r>
-                                <w:fldChar w:fldCharType="separate"/>
-                              </w:r>
-                              <w:r>
-                                <w:rPr>
-                                  <w:noProof/>
-                                </w:rPr>
-                                <w:t>1</w:t>
-                              </w:r>
-                              <w:r>
-                                <w:fldChar w:fldCharType="end"/>
-                              </w:r>
-                              <w:r>
-                                <w:t>:Precision Agriculture scope</w:t>
-                              </w:r>
-                            </w:p>
-                          </w:txbxContent>
-                        </wps:txbx>
-                        <wps:bodyPr rot="0" spcFirstLastPara="0" vertOverflow="overflow" horzOverflow="overflow" vert="horz" wrap="square" lIns="0" tIns="0" rIns="0" bIns="0" numCol="1" spcCol="0" rtlCol="0" fromWordArt="0" anchor="t" anchorCtr="0" forceAA="0" compatLnSpc="1">
-                          <a:prstTxWarp prst="textNoShape">
-                            <a:avLst/>
-                          </a:prstTxWarp>
-                          <a:spAutoFit/>
-                        </wps:bodyPr>
-                      </wps:wsp>
-                    </wpg:wgp>
-                  </a:graphicData>
-                </a:graphic>
-              </wp:anchor>
-            </w:drawing>
-          </mc:Choice>
-          <mc:Fallback>
-            <w:pict>
-              <v:group w14:anchorId="132988B6" id="Group 6" o:spid="_x0000_s1026" style="position:absolute;margin-left:47.25pt;margin-top:18.3pt;width:357.05pt;height:262.5pt;z-index:251675648" coordsize="45345,33337" o:gfxdata="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&#1